--- a/thesis.docx
+++ b/thesis.docx
@@ -205,23 +205,12 @@
       <w:r>
         <w:rPr>
           <w:rFonts w:ascii="Times New Roman" w:cs="Times New Roman" w:eastAsia="Times New Roman" w:hAnsi="Times New Roman"/>
-          <w:color w:val="000000"/>
           <w:sz w:val="28"/>
           <w:szCs w:val="28"/>
           <w:u w:val="single"/>
           <w:rtl w:val="0"/>
         </w:rPr>
-        <w:t xml:space="preserve">Разработка и внедрение программного продукта для учета и контроля бухгалтерии в столовых университетов</w:t>
-      </w:r>
-      <w:r>
-        <w:rPr>
-          <w:rFonts w:ascii="Times New Roman" w:cs="Times New Roman" w:eastAsia="Times New Roman" w:hAnsi="Times New Roman"/>
-          <w:sz w:val="28"/>
-          <w:szCs w:val="28"/>
-          <w:u w:val="single"/>
-          <w:rtl w:val="0"/>
-        </w:rPr>
-        <w:t xml:space="preserve">"</w:t>
+        <w:t xml:space="preserve">Разработка системы анализа и управлением личной продуктивностью на основе техники Pomodoro</w:t>
       </w:r>
       <w:r>
         <w:rPr>
@@ -1294,7 +1283,7 @@
           <w:u w:val="single"/>
           <w:rtl w:val="0"/>
         </w:rPr>
-        <w:t xml:space="preserve">Обучающегося Зяблова Дмитрия Романовича</w:t>
+        <w:t xml:space="preserve">Обучающегося Славинского Владислава Алексеевича</w:t>
         <w:tab/>
         <w:tab/>
         <w:tab/>
@@ -1488,28 +1477,7 @@
           <w:u w:val="single"/>
           <w:rtl w:val="0"/>
         </w:rPr>
-        <w:t xml:space="preserve">«</w:t>
-      </w:r>
-      <w:r>
-        <w:rPr>
-          <w:rFonts w:ascii="Times New Roman" w:cs="Times New Roman" w:eastAsia="Times New Roman" w:hAnsi="Times New Roman"/>
-          <w:color w:val="000000"/>
-          <w:sz w:val="22"/>
-          <w:szCs w:val="22"/>
-          <w:u w:val="single"/>
-          <w:rtl w:val="0"/>
-        </w:rPr>
-        <w:t xml:space="preserve">Разработка и внедрение программного продукта для учета и контроля бухгалтерии в столовых университетов</w:t>
-      </w:r>
-      <w:r>
-        <w:rPr>
-          <w:rFonts w:ascii="Times New Roman" w:cs="Times New Roman" w:eastAsia="Times New Roman" w:hAnsi="Times New Roman"/>
-          <w:sz w:val="22"/>
-          <w:szCs w:val="22"/>
-          <w:u w:val="single"/>
-          <w:rtl w:val="0"/>
-        </w:rPr>
-        <w:t xml:space="preserve">»</w:t>
+        <w:t xml:space="preserve">«Разработка системы анализа и управлением личной продуктивностью на основе техники Pomodoro»</w:t>
       </w:r>
       <w:r>
         <w:rPr>
@@ -1556,28 +1524,7 @@
           <w:u w:val="single"/>
           <w:rtl w:val="0"/>
         </w:rPr>
-        <w:t xml:space="preserve">«</w:t>
-      </w:r>
-      <w:r>
-        <w:rPr>
-          <w:rFonts w:ascii="Times New Roman" w:cs="Times New Roman" w:eastAsia="Times New Roman" w:hAnsi="Times New Roman"/>
-          <w:color w:val="000000"/>
-          <w:sz w:val="22"/>
-          <w:szCs w:val="22"/>
-          <w:u w:val="single"/>
-          <w:rtl w:val="0"/>
-        </w:rPr>
-        <w:t xml:space="preserve">Разработка и внедрение программного продукта для учета и контроля бухгалтерии в столовых университетов</w:t>
-      </w:r>
-      <w:r>
-        <w:rPr>
-          <w:rFonts w:ascii="Times New Roman" w:cs="Times New Roman" w:eastAsia="Times New Roman" w:hAnsi="Times New Roman"/>
-          <w:sz w:val="22"/>
-          <w:szCs w:val="22"/>
-          <w:u w:val="single"/>
-          <w:rtl w:val="0"/>
-        </w:rPr>
-        <w:t xml:space="preserve">»</w:t>
+        <w:t xml:space="preserve">«Разработка системы анализа и управлением личной продуктивностью на основе техники Pomodoro»</w:t>
       </w:r>
       <w:r>
         <w:rPr>
@@ -2483,12 +2430,8 @@
             </w:pPr>
             <w:r>
               <w:rPr>
-                <w:rFonts w:ascii="Times New Roman" w:cs="Times New Roman" w:eastAsia="Times New Roman" w:hAnsi="Times New Roman"/>
-                <w:sz w:val="20"/>
-                <w:szCs w:val="20"/>
-                <w:rtl w:val="0"/>
-              </w:rPr>
-              <w:t xml:space="preserve">2 Проектирование и реализация мобильного приложения</w:t>
+                <w:rtl w:val="0"/>
+              </w:rPr>
             </w:r>
           </w:p>
         </w:tc>
@@ -2605,12 +2548,8 @@
             </w:pPr>
             <w:r>
               <w:rPr>
-                <w:rFonts w:ascii="Times New Roman" w:cs="Times New Roman" w:eastAsia="Times New Roman" w:hAnsi="Times New Roman"/>
-                <w:sz w:val="20"/>
-                <w:szCs w:val="20"/>
-                <w:rtl w:val="0"/>
-              </w:rPr>
-              <w:t xml:space="preserve">2.1 Проектирование базы данных</w:t>
+                <w:rtl w:val="0"/>
+              </w:rPr>
             </w:r>
           </w:p>
         </w:tc>
@@ -2727,12 +2666,8 @@
             </w:pPr>
             <w:r>
               <w:rPr>
-                <w:rFonts w:ascii="Times New Roman" w:cs="Times New Roman" w:eastAsia="Times New Roman" w:hAnsi="Times New Roman"/>
-                <w:sz w:val="20"/>
-                <w:szCs w:val="20"/>
-                <w:rtl w:val="0"/>
-              </w:rPr>
-              <w:t xml:space="preserve">2.2 Реализация базы данных</w:t>
+                <w:rtl w:val="0"/>
+              </w:rPr>
             </w:r>
           </w:p>
         </w:tc>
@@ -2849,12 +2784,8 @@
             </w:pPr>
             <w:r>
               <w:rPr>
-                <w:rFonts w:ascii="Times New Roman" w:cs="Times New Roman" w:eastAsia="Times New Roman" w:hAnsi="Times New Roman"/>
-                <w:sz w:val="20"/>
-                <w:szCs w:val="20"/>
-                <w:rtl w:val="0"/>
-              </w:rPr>
-              <w:t xml:space="preserve">2.3 Реализация мобильного приложения</w:t>
+                <w:rtl w:val="0"/>
+              </w:rPr>
             </w:r>
           </w:p>
         </w:tc>
@@ -2971,12 +2902,8 @@
             </w:pPr>
             <w:r>
               <w:rPr>
-                <w:rFonts w:ascii="Times New Roman" w:cs="Times New Roman" w:eastAsia="Times New Roman" w:hAnsi="Times New Roman"/>
-                <w:sz w:val="20"/>
-                <w:szCs w:val="20"/>
-                <w:rtl w:val="0"/>
-              </w:rPr>
-              <w:t xml:space="preserve">2.4 Тестирование мобильного приложения</w:t>
+                <w:rtl w:val="0"/>
+              </w:rPr>
             </w:r>
           </w:p>
         </w:tc>
@@ -3093,12 +3020,8 @@
             </w:pPr>
             <w:r>
               <w:rPr>
-                <w:rFonts w:ascii="Times New Roman" w:cs="Times New Roman" w:eastAsia="Times New Roman" w:hAnsi="Times New Roman"/>
-                <w:sz w:val="20"/>
-                <w:szCs w:val="20"/>
-                <w:rtl w:val="0"/>
-              </w:rPr>
-              <w:t xml:space="preserve">2.5 Диаграмма классов</w:t>
+                <w:rtl w:val="0"/>
+              </w:rPr>
             </w:r>
           </w:p>
         </w:tc>
@@ -3215,12 +3138,8 @@
             </w:pPr>
             <w:r>
               <w:rPr>
-                <w:rFonts w:ascii="Times New Roman" w:cs="Times New Roman" w:eastAsia="Times New Roman" w:hAnsi="Times New Roman"/>
-                <w:sz w:val="20"/>
-                <w:szCs w:val="20"/>
-                <w:rtl w:val="0"/>
-              </w:rPr>
-              <w:t xml:space="preserve">2.6 Диаграмма вариантов использования</w:t>
+                <w:rtl w:val="0"/>
+              </w:rPr>
             </w:r>
           </w:p>
         </w:tc>
@@ -3284,6 +3203,7 @@
       <w:tr>
         <w:trPr>
           <w:cantSplit w:val="0"/>
+          <w:trHeight w:val="214.98046875" w:hRule="atLeast"/>
           <w:tblHeader w:val="0"/>
         </w:trPr>
         <w:tc>
@@ -3337,12 +3257,8 @@
             </w:pPr>
             <w:r>
               <w:rPr>
-                <w:rFonts w:ascii="Times New Roman" w:cs="Times New Roman" w:eastAsia="Times New Roman" w:hAnsi="Times New Roman"/>
-                <w:sz w:val="20"/>
-                <w:szCs w:val="20"/>
-                <w:rtl w:val="0"/>
-              </w:rPr>
-              <w:t xml:space="preserve">3 Безопасность жизнедеятельности</w:t>
+                <w:rtl w:val="0"/>
+              </w:rPr>
             </w:r>
           </w:p>
         </w:tc>
@@ -3459,12 +3375,8 @@
             </w:pPr>
             <w:r>
               <w:rPr>
-                <w:rFonts w:ascii="Times New Roman" w:cs="Times New Roman" w:eastAsia="Times New Roman" w:hAnsi="Times New Roman"/>
-                <w:sz w:val="20"/>
-                <w:szCs w:val="20"/>
-                <w:rtl w:val="0"/>
-              </w:rPr>
-              <w:t xml:space="preserve">4 Экономическая часть</w:t>
+                <w:rtl w:val="0"/>
+              </w:rPr>
             </w:r>
           </w:p>
         </w:tc>
@@ -4426,7 +4338,6 @@
         <w:tab/>
         <w:tab/>
         <w:tab/>
-        <w:t xml:space="preserve">С.А. Кастырин</w:t>
         <w:tab/>
         <w:tab/>
         <w:tab/>
@@ -4495,6 +4406,664 @@
         </w:rPr>
       </w:r>
     </w:p>
+    <w:sdt>
+      <w:sdtPr>
+        <w:id w:val="-1650277958"/>
+        <w:docPartObj>
+          <w:docPartGallery w:val="Table of Contents"/>
+          <w:docPartUnique w:val="1"/>
+        </w:docPartObj>
+      </w:sdtPr>
+      <w:sdtContent>
+        <w:p>
+          <w:pPr>
+            <w:widowControl w:val="0"/>
+            <w:tabs>
+              <w:tab w:val="right" w:leader="dot" w:pos="12000"/>
+            </w:tabs>
+            <w:spacing w:after="0" w:before="60" w:line="240" w:lineRule="auto"/>
+            <w:jc w:val="center"/>
+            <w:rPr>
+              <w:rFonts w:ascii="Times New Roman" w:cs="Times New Roman" w:eastAsia="Times New Roman" w:hAnsi="Times New Roman"/>
+              <w:sz w:val="32"/>
+              <w:szCs w:val="32"/>
+            </w:rPr>
+          </w:pPr>
+          <w:r>
+            <w:fldChar w:fldCharType="begin"/>
+            <w:instrText xml:space="preserve"> TOC \h \u \z \t "Heading 1,1,Heading 2,2,Heading 3,3,Heading 4,4,Heading 5,5,Heading 6,6,"</w:instrText>
+            <w:fldChar w:fldCharType="separate"/>
+          </w:r>
+          <w:r>
+            <w:rPr>
+              <w:rFonts w:ascii="Times New Roman" w:cs="Times New Roman" w:eastAsia="Times New Roman" w:hAnsi="Times New Roman"/>
+              <w:sz w:val="32"/>
+              <w:szCs w:val="32"/>
+              <w:rtl w:val="0"/>
+            </w:rPr>
+            <w:t xml:space="preserve">Оглавление</w:t>
+          </w:r>
+        </w:p>
+        <w:p>
+          <w:pPr>
+            <w:widowControl w:val="0"/>
+            <w:tabs>
+              <w:tab w:val="right" w:leader="dot" w:pos="12000"/>
+            </w:tabs>
+            <w:spacing w:after="0" w:before="60" w:line="240" w:lineRule="auto"/>
+            <w:rPr/>
+          </w:pPr>
+          <w:hyperlink w:anchor="_c7zbonw1y74k">
+            <w:r>
+              <w:rPr>
+                <w:rFonts w:ascii="Times New Roman" w:cs="Times New Roman" w:eastAsia="Times New Roman" w:hAnsi="Times New Roman"/>
+                <w:b w:val="0"/>
+                <w:bCs w:val="0"/>
+                <w:i w:val="0"/>
+                <w:iCs w:val="0"/>
+                <w:smallCaps w:val="0"/>
+                <w:strike w:val="0"/>
+                <w:color w:val="000000"/>
+                <w:sz w:val="28"/>
+                <w:szCs w:val="28"/>
+                <w:u w:val="none"/>
+                <w:shd w:fill="auto" w:val="clear"/>
+                <w:vertAlign w:val="baseline"/>
+                <w:rtl w:val="0"/>
+              </w:rPr>
+              <w:t xml:space="preserve">ВВЕДЕНИЕ</w:t>
+              <w:tab/>
+              <w:t xml:space="preserve">5</w:t>
+            </w:r>
+          </w:hyperlink>
+          <w:r>
+            <w:rPr>
+              <w:rtl w:val="0"/>
+            </w:rPr>
+          </w:r>
+        </w:p>
+        <w:p>
+          <w:pPr>
+            <w:widowControl w:val="0"/>
+            <w:tabs>
+              <w:tab w:val="right" w:leader="dot" w:pos="12000"/>
+            </w:tabs>
+            <w:spacing w:after="0" w:before="60" w:line="240" w:lineRule="auto"/>
+            <w:rPr>
+              <w:b w:val="0"/>
+              <w:bCs w:val="0"/>
+              <w:color w:val="1155cc"/>
+              <w:u w:val="single"/>
+            </w:rPr>
+          </w:pPr>
+          <w:hyperlink w:anchor="_qbkycudhb8xo">
+            <w:r>
+              <w:rPr>
+                <w:rFonts w:ascii="Times New Roman" w:cs="Times New Roman" w:eastAsia="Times New Roman" w:hAnsi="Times New Roman"/>
+                <w:b w:val="0"/>
+                <w:bCs w:val="0"/>
+                <w:i w:val="0"/>
+                <w:iCs w:val="0"/>
+                <w:smallCaps w:val="0"/>
+                <w:strike w:val="0"/>
+                <w:color w:val="000000"/>
+                <w:sz w:val="28"/>
+                <w:szCs w:val="28"/>
+                <w:u w:val="none"/>
+                <w:shd w:fill="auto" w:val="clear"/>
+                <w:vertAlign w:val="baseline"/>
+                <w:rtl w:val="0"/>
+              </w:rPr>
+              <w:t xml:space="preserve">1 АНАЛИЗ ПРЕДМЕТНОЙ ОБЛАСТИ И ОБОСНОВАНИЕ ВЫБОРА СРЕДСТВ РАЗРАБОТКИ</w:t>
+              <w:tab/>
+              <w:t xml:space="preserve">10</w:t>
+            </w:r>
+          </w:hyperlink>
+          <w:r>
+            <w:rPr>
+              <w:rtl w:val="0"/>
+            </w:rPr>
+          </w:r>
+        </w:p>
+        <w:p>
+          <w:pPr>
+            <w:widowControl w:val="0"/>
+            <w:tabs>
+              <w:tab w:val="right" w:leader="dot" w:pos="12000"/>
+            </w:tabs>
+            <w:spacing w:after="0" w:before="60" w:line="240" w:lineRule="auto"/>
+            <w:ind w:left="360" w:firstLine="0"/>
+            <w:rPr>
+              <w:color w:val="1155cc"/>
+              <w:u w:val="single"/>
+            </w:rPr>
+          </w:pPr>
+          <w:hyperlink w:anchor="_2zztuqslayo8">
+            <w:r>
+              <w:rPr>
+                <w:rFonts w:ascii="Times New Roman" w:cs="Times New Roman" w:eastAsia="Times New Roman" w:hAnsi="Times New Roman"/>
+                <w:b w:val="0"/>
+                <w:bCs w:val="0"/>
+                <w:i w:val="0"/>
+                <w:iCs w:val="0"/>
+                <w:smallCaps w:val="0"/>
+                <w:strike w:val="0"/>
+                <w:color w:val="000000"/>
+                <w:sz w:val="28"/>
+                <w:szCs w:val="28"/>
+                <w:u w:val="none"/>
+                <w:shd w:fill="auto" w:val="clear"/>
+                <w:vertAlign w:val="baseline"/>
+                <w:rtl w:val="0"/>
+              </w:rPr>
+              <w:t xml:space="preserve">1.1 Особенности организации тайм-менеджмента и архитектуры приложения «Zen Pomo Timer»</w:t>
+              <w:tab/>
+              <w:t xml:space="preserve">10</w:t>
+            </w:r>
+          </w:hyperlink>
+          <w:r>
+            <w:rPr>
+              <w:rtl w:val="0"/>
+            </w:rPr>
+          </w:r>
+        </w:p>
+        <w:p>
+          <w:pPr>
+            <w:widowControl w:val="0"/>
+            <w:tabs>
+              <w:tab w:val="right" w:leader="dot" w:pos="12000"/>
+            </w:tabs>
+            <w:spacing w:after="0" w:before="60" w:line="240" w:lineRule="auto"/>
+            <w:ind w:left="360" w:firstLine="0"/>
+            <w:rPr>
+              <w:color w:val="1155cc"/>
+              <w:u w:val="single"/>
+            </w:rPr>
+          </w:pPr>
+          <w:hyperlink w:anchor="">
+            <w:r>
+              <w:rPr>
+                <w:rFonts w:ascii="Times New Roman" w:cs="Times New Roman" w:eastAsia="Times New Roman" w:hAnsi="Times New Roman"/>
+                <w:b w:val="0"/>
+                <w:bCs w:val="0"/>
+                <w:i w:val="0"/>
+                <w:iCs w:val="0"/>
+                <w:smallCaps w:val="0"/>
+                <w:strike w:val="0"/>
+                <w:color w:val="000000"/>
+                <w:sz w:val="28"/>
+                <w:szCs w:val="28"/>
+                <w:u w:val="none"/>
+                <w:shd w:fill="auto" w:val="clear"/>
+                <w:vertAlign w:val="baseline"/>
+                <w:rtl w:val="0"/>
+              </w:rPr>
+              <w:t xml:space="preserve">1.2 Сравнительный анализ существующих программных решений</w:t>
+              <w:tab/>
+              <w:t xml:space="preserve">12</w:t>
+            </w:r>
+          </w:hyperlink>
+          <w:r>
+            <w:rPr>
+              <w:rtl w:val="0"/>
+            </w:rPr>
+          </w:r>
+        </w:p>
+        <w:p>
+          <w:pPr>
+            <w:widowControl w:val="0"/>
+            <w:tabs>
+              <w:tab w:val="right" w:leader="dot" w:pos="12000"/>
+            </w:tabs>
+            <w:spacing w:after="0" w:before="60" w:line="240" w:lineRule="auto"/>
+            <w:ind w:left="360" w:firstLine="0"/>
+            <w:rPr>
+              <w:color w:val="1155cc"/>
+              <w:u w:val="single"/>
+            </w:rPr>
+          </w:pPr>
+          <w:hyperlink w:anchor="">
+            <w:r>
+              <w:rPr>
+                <w:rFonts w:ascii="Times New Roman" w:cs="Times New Roman" w:eastAsia="Times New Roman" w:hAnsi="Times New Roman"/>
+                <w:b w:val="0"/>
+                <w:bCs w:val="0"/>
+                <w:i w:val="0"/>
+                <w:iCs w:val="0"/>
+                <w:smallCaps w:val="0"/>
+                <w:strike w:val="0"/>
+                <w:color w:val="000000"/>
+                <w:sz w:val="28"/>
+                <w:szCs w:val="28"/>
+                <w:u w:val="none"/>
+                <w:shd w:fill="auto" w:val="clear"/>
+                <w:vertAlign w:val="baseline"/>
+                <w:rtl w:val="0"/>
+              </w:rPr>
+              <w:t xml:space="preserve">1.3 Формулирование требований к разрабатываемому программному продукту</w:t>
+              <w:tab/>
+              <w:t xml:space="preserve">15</w:t>
+            </w:r>
+          </w:hyperlink>
+          <w:r>
+            <w:rPr>
+              <w:rtl w:val="0"/>
+            </w:rPr>
+          </w:r>
+        </w:p>
+        <w:p>
+          <w:pPr>
+            <w:widowControl w:val="0"/>
+            <w:tabs>
+              <w:tab w:val="right" w:leader="dot" w:pos="12000"/>
+            </w:tabs>
+            <w:spacing w:after="0" w:before="60" w:line="240" w:lineRule="auto"/>
+            <w:ind w:left="360" w:firstLine="0"/>
+            <w:rPr>
+              <w:color w:val="1155cc"/>
+              <w:u w:val="single"/>
+            </w:rPr>
+          </w:pPr>
+          <w:hyperlink w:anchor="_89rbveee4nh8">
+            <w:r>
+              <w:rPr>
+                <w:rFonts w:ascii="Times New Roman" w:cs="Times New Roman" w:eastAsia="Times New Roman" w:hAnsi="Times New Roman"/>
+                <w:b w:val="0"/>
+                <w:bCs w:val="0"/>
+                <w:i w:val="0"/>
+                <w:iCs w:val="0"/>
+                <w:smallCaps w:val="0"/>
+                <w:strike w:val="0"/>
+                <w:color w:val="000000"/>
+                <w:sz w:val="28"/>
+                <w:szCs w:val="28"/>
+                <w:u w:val="none"/>
+                <w:shd w:fill="auto" w:val="clear"/>
+                <w:vertAlign w:val="baseline"/>
+                <w:rtl w:val="0"/>
+              </w:rPr>
+              <w:t xml:space="preserve">1.4 Обоснование выбора технологического стека</w:t>
+              <w:tab/>
+              <w:t xml:space="preserve">17</w:t>
+            </w:r>
+          </w:hyperlink>
+          <w:r>
+            <w:rPr>
+              <w:rtl w:val="0"/>
+            </w:rPr>
+          </w:r>
+        </w:p>
+        <w:p>
+          <w:pPr>
+            <w:widowControl w:val="0"/>
+            <w:tabs>
+              <w:tab w:val="right" w:leader="dot" w:pos="12000"/>
+            </w:tabs>
+            <w:spacing w:after="0" w:before="60" w:line="240" w:lineRule="auto"/>
+            <w:rPr>
+              <w:b w:val="0"/>
+              <w:bCs w:val="0"/>
+              <w:color w:val="1155cc"/>
+              <w:u w:val="single"/>
+            </w:rPr>
+          </w:pPr>
+          <w:hyperlink w:anchor="_7e2vjrhb3xd4">
+            <w:r>
+              <w:rPr>
+                <w:rFonts w:ascii="Times New Roman" w:cs="Times New Roman" w:eastAsia="Times New Roman" w:hAnsi="Times New Roman"/>
+                <w:b w:val="0"/>
+                <w:bCs w:val="0"/>
+                <w:i w:val="0"/>
+                <w:iCs w:val="0"/>
+                <w:smallCaps w:val="0"/>
+                <w:strike w:val="0"/>
+                <w:color w:val="000000"/>
+                <w:sz w:val="28"/>
+                <w:szCs w:val="28"/>
+                <w:u w:val="none"/>
+                <w:shd w:fill="auto" w:val="clear"/>
+                <w:vertAlign w:val="baseline"/>
+                <w:rtl w:val="0"/>
+              </w:rPr>
+              <w:t xml:space="preserve">2 ПРОЕКТИРОВАНИЕ И РЕАЛИЗАЦИЯ ПРИЛОЖЕНИЯ</w:t>
+              <w:tab/>
+              <w:t xml:space="preserve">19</w:t>
+            </w:r>
+          </w:hyperlink>
+          <w:r>
+            <w:rPr>
+              <w:rtl w:val="0"/>
+            </w:rPr>
+          </w:r>
+        </w:p>
+        <w:p>
+          <w:pPr>
+            <w:widowControl w:val="0"/>
+            <w:tabs>
+              <w:tab w:val="right" w:leader="dot" w:pos="12000"/>
+            </w:tabs>
+            <w:spacing w:after="0" w:before="60" w:line="240" w:lineRule="auto"/>
+            <w:ind w:left="360" w:firstLine="0"/>
+            <w:rPr>
+              <w:color w:val="1155cc"/>
+              <w:u w:val="single"/>
+            </w:rPr>
+          </w:pPr>
+          <w:hyperlink w:anchor="_h562g9qnyihi">
+            <w:r>
+              <w:rPr>
+                <w:rFonts w:ascii="Times New Roman" w:cs="Times New Roman" w:eastAsia="Times New Roman" w:hAnsi="Times New Roman"/>
+                <w:b w:val="0"/>
+                <w:bCs w:val="0"/>
+                <w:i w:val="0"/>
+                <w:iCs w:val="0"/>
+                <w:smallCaps w:val="0"/>
+                <w:strike w:val="0"/>
+                <w:color w:val="000000"/>
+                <w:sz w:val="28"/>
+                <w:szCs w:val="28"/>
+                <w:u w:val="none"/>
+                <w:shd w:fill="auto" w:val="clear"/>
+                <w:vertAlign w:val="baseline"/>
+                <w:rtl w:val="0"/>
+              </w:rPr>
+              <w:t xml:space="preserve">2.1 Проектирование архитектуры системы</w:t>
+              <w:tab/>
+              <w:t xml:space="preserve">19</w:t>
+            </w:r>
+          </w:hyperlink>
+          <w:r>
+            <w:rPr>
+              <w:rtl w:val="0"/>
+            </w:rPr>
+          </w:r>
+        </w:p>
+        <w:p>
+          <w:pPr>
+            <w:widowControl w:val="0"/>
+            <w:tabs>
+              <w:tab w:val="right" w:leader="dot" w:pos="12000"/>
+            </w:tabs>
+            <w:spacing w:after="0" w:before="60" w:line="240" w:lineRule="auto"/>
+            <w:ind w:left="360" w:firstLine="0"/>
+            <w:rPr>
+              <w:color w:val="1155cc"/>
+              <w:u w:val="single"/>
+            </w:rPr>
+          </w:pPr>
+          <w:hyperlink w:anchor="_jug73mr87z8d">
+            <w:r>
+              <w:rPr>
+                <w:rFonts w:ascii="Times New Roman" w:cs="Times New Roman" w:eastAsia="Times New Roman" w:hAnsi="Times New Roman"/>
+                <w:b w:val="0"/>
+                <w:bCs w:val="0"/>
+                <w:i w:val="0"/>
+                <w:iCs w:val="0"/>
+                <w:smallCaps w:val="0"/>
+                <w:strike w:val="0"/>
+                <w:color w:val="000000"/>
+                <w:sz w:val="28"/>
+                <w:szCs w:val="28"/>
+                <w:u w:val="none"/>
+                <w:shd w:fill="auto" w:val="clear"/>
+                <w:vertAlign w:val="baseline"/>
+                <w:rtl w:val="0"/>
+              </w:rPr>
+              <w:t xml:space="preserve">2.2 Проектирование пользовательского интерфейса (UI/UX)</w:t>
+              <w:tab/>
+              <w:t xml:space="preserve">23</w:t>
+            </w:r>
+          </w:hyperlink>
+          <w:r>
+            <w:rPr>
+              <w:rtl w:val="0"/>
+            </w:rPr>
+          </w:r>
+        </w:p>
+        <w:p>
+          <w:pPr>
+            <w:widowControl w:val="0"/>
+            <w:tabs>
+              <w:tab w:val="right" w:leader="dot" w:pos="12000"/>
+            </w:tabs>
+            <w:spacing w:after="0" w:before="60" w:line="240" w:lineRule="auto"/>
+            <w:ind w:left="360" w:firstLine="0"/>
+            <w:rPr>
+              <w:color w:val="1155cc"/>
+              <w:u w:val="single"/>
+            </w:rPr>
+          </w:pPr>
+          <w:hyperlink w:anchor="_peswu4lhnn3e">
+            <w:r>
+              <w:rPr>
+                <w:rFonts w:ascii="Times New Roman" w:cs="Times New Roman" w:eastAsia="Times New Roman" w:hAnsi="Times New Roman"/>
+                <w:b w:val="0"/>
+                <w:bCs w:val="0"/>
+                <w:i w:val="0"/>
+                <w:iCs w:val="0"/>
+                <w:smallCaps w:val="0"/>
+                <w:strike w:val="0"/>
+                <w:color w:val="000000"/>
+                <w:sz w:val="28"/>
+                <w:szCs w:val="28"/>
+                <w:u w:val="none"/>
+                <w:shd w:fill="auto" w:val="clear"/>
+                <w:vertAlign w:val="baseline"/>
+                <w:rtl w:val="0"/>
+              </w:rPr>
+              <w:t xml:space="preserve">2.3 Проектирование базы данных</w:t>
+              <w:tab/>
+              <w:t xml:space="preserve">30</w:t>
+            </w:r>
+          </w:hyperlink>
+          <w:r>
+            <w:rPr>
+              <w:rtl w:val="0"/>
+            </w:rPr>
+          </w:r>
+        </w:p>
+        <w:p>
+          <w:pPr>
+            <w:widowControl w:val="0"/>
+            <w:tabs>
+              <w:tab w:val="right" w:leader="dot" w:pos="12000"/>
+            </w:tabs>
+            <w:spacing w:after="0" w:before="60" w:line="240" w:lineRule="auto"/>
+            <w:ind w:left="360" w:firstLine="0"/>
+            <w:rPr>
+              <w:color w:val="1155cc"/>
+              <w:u w:val="single"/>
+            </w:rPr>
+          </w:pPr>
+          <w:hyperlink w:anchor="_f9wnjs1kzyp">
+            <w:r>
+              <w:rPr>
+                <w:rFonts w:ascii="Times New Roman" w:cs="Times New Roman" w:eastAsia="Times New Roman" w:hAnsi="Times New Roman"/>
+                <w:b w:val="0"/>
+                <w:bCs w:val="0"/>
+                <w:i w:val="0"/>
+                <w:iCs w:val="0"/>
+                <w:smallCaps w:val="0"/>
+                <w:strike w:val="0"/>
+                <w:color w:val="000000"/>
+                <w:sz w:val="28"/>
+                <w:szCs w:val="28"/>
+                <w:u w:val="none"/>
+                <w:shd w:fill="auto" w:val="clear"/>
+                <w:vertAlign w:val="baseline"/>
+                <w:rtl w:val="0"/>
+              </w:rPr>
+              <w:t xml:space="preserve">2.4 Выбор инструментария и технологий разработки</w:t>
+              <w:tab/>
+              <w:t xml:space="preserve">32</w:t>
+            </w:r>
+          </w:hyperlink>
+          <w:r>
+            <w:rPr>
+              <w:rtl w:val="0"/>
+            </w:rPr>
+          </w:r>
+        </w:p>
+        <w:p>
+          <w:pPr>
+            <w:widowControl w:val="0"/>
+            <w:tabs>
+              <w:tab w:val="right" w:leader="dot" w:pos="12000"/>
+            </w:tabs>
+            <w:spacing w:after="0" w:before="60" w:line="240" w:lineRule="auto"/>
+            <w:ind w:left="360" w:firstLine="0"/>
+            <w:rPr>
+              <w:color w:val="1155cc"/>
+              <w:u w:val="single"/>
+            </w:rPr>
+          </w:pPr>
+          <w:hyperlink w:anchor="_mmc56ugbuwm">
+            <w:r>
+              <w:rPr>
+                <w:rFonts w:ascii="Times New Roman" w:cs="Times New Roman" w:eastAsia="Times New Roman" w:hAnsi="Times New Roman"/>
+                <w:b w:val="0"/>
+                <w:bCs w:val="0"/>
+                <w:i w:val="0"/>
+                <w:iCs w:val="0"/>
+                <w:smallCaps w:val="0"/>
+                <w:strike w:val="0"/>
+                <w:color w:val="000000"/>
+                <w:sz w:val="28"/>
+                <w:szCs w:val="28"/>
+                <w:u w:val="none"/>
+                <w:shd w:fill="auto" w:val="clear"/>
+                <w:vertAlign w:val="baseline"/>
+                <w:rtl w:val="0"/>
+              </w:rPr>
+              <w:t xml:space="preserve">2.5 Демонстрация работы приложения</w:t>
+              <w:tab/>
+              <w:t xml:space="preserve">35</w:t>
+            </w:r>
+          </w:hyperlink>
+          <w:r>
+            <w:rPr>
+              <w:rtl w:val="0"/>
+            </w:rPr>
+          </w:r>
+        </w:p>
+        <w:p>
+          <w:pPr>
+            <w:widowControl w:val="0"/>
+            <w:tabs>
+              <w:tab w:val="right" w:leader="dot" w:pos="12000"/>
+            </w:tabs>
+            <w:spacing w:after="0" w:before="60" w:line="240" w:lineRule="auto"/>
+            <w:ind w:left="360" w:firstLine="0"/>
+            <w:rPr>
+              <w:color w:val="1155cc"/>
+              <w:u w:val="single"/>
+            </w:rPr>
+          </w:pPr>
+          <w:hyperlink w:anchor="_mir18bhk0uo4">
+            <w:r>
+              <w:rPr>
+                <w:rFonts w:ascii="Times New Roman" w:cs="Times New Roman" w:eastAsia="Times New Roman" w:hAnsi="Times New Roman"/>
+                <w:b w:val="0"/>
+                <w:bCs w:val="0"/>
+                <w:i w:val="0"/>
+                <w:iCs w:val="0"/>
+                <w:smallCaps w:val="0"/>
+                <w:strike w:val="0"/>
+                <w:color w:val="000000"/>
+                <w:sz w:val="28"/>
+                <w:szCs w:val="28"/>
+                <w:u w:val="none"/>
+                <w:shd w:fill="auto" w:val="clear"/>
+                <w:vertAlign w:val="baseline"/>
+                <w:rtl w:val="0"/>
+              </w:rPr>
+              <w:t xml:space="preserve">2.6 Тест-кейсы для проверки работы приложения</w:t>
+              <w:tab/>
+              <w:t xml:space="preserve">41</w:t>
+            </w:r>
+          </w:hyperlink>
+          <w:r>
+            <w:rPr>
+              <w:rtl w:val="0"/>
+            </w:rPr>
+          </w:r>
+          <w:r>
+            <w:fldChar w:fldCharType="end"/>
+          </w:r>
+        </w:p>
+      </w:sdtContent>
+    </w:sdt>
+    <w:p>
+      <w:pPr>
+        <w:spacing w:after="0" w:before="0" w:line="360" w:lineRule="auto"/>
+        <w:ind w:left="0" w:firstLine="0"/>
+        <w:jc w:val="left"/>
+        <w:rPr>
+          <w:rFonts w:ascii="Times New Roman" w:cs="Times New Roman" w:eastAsia="Times New Roman" w:hAnsi="Times New Roman"/>
+          <w:b w:val="1"/>
+          <w:bCs w:val="1"/>
+          <w:sz w:val="28"/>
+          <w:szCs w:val="28"/>
+        </w:rPr>
+        <w:sectPr>
+          <w:headerReference r:id="rId6" w:type="default"/>
+          <w:footerReference r:id="rId7" w:type="default"/>
+          <w:pgSz w:h="16838" w:w="11906" w:orient="portrait"/>
+          <w:pgMar w:bottom="1134" w:top="1134" w:left="1701" w:right="850" w:header="708" w:footer="708"/>
+          <w:pgNumType w:start="1"/>
+        </w:sectPr>
+      </w:pPr>
+      <w:r>
+        <w:br w:type="page"/>
+      </w:r>
+      <w:r>
+        <w:rPr>
+          <w:rtl w:val="0"/>
+        </w:rPr>
+      </w:r>
+    </w:p>
+    <w:p>
+      <w:pPr>
+        <w:spacing w:after="0" w:before="0" w:line="360" w:lineRule="auto"/>
+        <w:ind w:left="0" w:firstLine="0"/>
+        <w:jc w:val="left"/>
+        <w:rPr>
+          <w:rFonts w:ascii="Times New Roman" w:cs="Times New Roman" w:eastAsia="Times New Roman" w:hAnsi="Times New Roman"/>
+          <w:b w:val="1"/>
+          <w:bCs w:val="1"/>
+          <w:sz w:val="28"/>
+          <w:szCs w:val="28"/>
+        </w:rPr>
+      </w:pPr>
+      <w:r>
+        <w:rPr>
+          <w:rtl w:val="0"/>
+        </w:rPr>
+      </w:r>
+    </w:p>
+    <w:p>
+      <w:pPr>
+        <w:pStyle w:val="Heading1"/>
+        <w:spacing w:after="0" w:line="360" w:lineRule="auto"/>
+        <w:ind w:firstLine="709"/>
+        <w:rPr>
+          <w:rFonts w:ascii="Times New Roman" w:cs="Times New Roman" w:eastAsia="Times New Roman" w:hAnsi="Times New Roman"/>
+          <w:sz w:val="28"/>
+          <w:szCs w:val="28"/>
+        </w:rPr>
+      </w:pPr>
+      <w:bookmarkStart w:colFirst="0" w:colLast="0" w:name="_c7zbonw1y74k" w:id="0"/>
+      <w:bookmarkEnd w:id="0"/>
+      <w:r>
+        <w:rPr>
+          <w:rFonts w:ascii="Times New Roman" w:cs="Times New Roman" w:eastAsia="Times New Roman" w:hAnsi="Times New Roman"/>
+          <w:sz w:val="28"/>
+          <w:szCs w:val="28"/>
+          <w:rtl w:val="0"/>
+        </w:rPr>
+        <w:t xml:space="preserve">ВВЕДЕНИЕ</w:t>
+      </w:r>
+    </w:p>
     <w:p>
       <w:pPr>
         <w:spacing w:after="0" w:before="0" w:line="360" w:lineRule="auto"/>
@@ -4502,31 +5071,6 @@
         <w:jc w:val="center"/>
         <w:rPr>
           <w:rFonts w:ascii="Times New Roman" w:cs="Times New Roman" w:eastAsia="Times New Roman" w:hAnsi="Times New Roman"/>
-          <w:b w:val="1"/>
-          <w:bCs w:val="1"/>
-          <w:sz w:val="28"/>
-          <w:szCs w:val="28"/>
-        </w:rPr>
-      </w:pPr>
-      <w:r>
-        <w:rPr>
-          <w:rFonts w:ascii="Times New Roman" w:cs="Times New Roman" w:eastAsia="Times New Roman" w:hAnsi="Times New Roman"/>
-          <w:b w:val="1"/>
-          <w:bCs w:val="1"/>
-          <w:sz w:val="28"/>
-          <w:szCs w:val="28"/>
-          <w:rtl w:val="0"/>
-        </w:rPr>
-        <w:t xml:space="preserve">ВВЕДЕНИЕ</w:t>
-      </w:r>
-    </w:p>
-    <w:p>
-      <w:pPr>
-        <w:spacing w:after="0" w:before="0" w:line="360" w:lineRule="auto"/>
-        <w:ind w:firstLine="709"/>
-        <w:jc w:val="center"/>
-        <w:rPr>
-          <w:rFonts w:ascii="Times New Roman" w:cs="Times New Roman" w:eastAsia="Times New Roman" w:hAnsi="Times New Roman"/>
           <w:sz w:val="28"/>
           <w:szCs w:val="28"/>
         </w:rPr>
@@ -4624,17 +5168,13 @@
         <w:jc w:val="both"/>
         <w:rPr>
           <w:rFonts w:ascii="Times New Roman" w:cs="Times New Roman" w:eastAsia="Times New Roman" w:hAnsi="Times New Roman"/>
-          <w:b w:val="1"/>
-          <w:bCs w:val="1"/>
-          <w:sz w:val="28"/>
-          <w:szCs w:val="28"/>
-        </w:rPr>
-      </w:pPr>
-      <w:r>
-        <w:rPr>
-          <w:rFonts w:ascii="Times New Roman" w:cs="Times New Roman" w:eastAsia="Times New Roman" w:hAnsi="Times New Roman"/>
-          <w:b w:val="1"/>
-          <w:bCs w:val="1"/>
+          <w:sz w:val="28"/>
+          <w:szCs w:val="28"/>
+        </w:rPr>
+      </w:pPr>
+      <w:r>
+        <w:rPr>
+          <w:rFonts w:ascii="Times New Roman" w:cs="Times New Roman" w:eastAsia="Times New Roman" w:hAnsi="Times New Roman"/>
           <w:sz w:val="28"/>
           <w:szCs w:val="28"/>
           <w:rtl w:val="0"/>
@@ -4788,61 +5328,21 @@
     </w:p>
     <w:p>
       <w:pPr>
-        <w:pStyle w:val="Heading2"/>
-        <w:keepNext w:val="0"/>
-        <w:keepLines w:val="0"/>
-        <w:spacing w:after="0" w:before="0" w:line="360" w:lineRule="auto"/>
-        <w:ind w:firstLine="709"/>
-        <w:jc w:val="both"/>
-        <w:rPr>
-          <w:rFonts w:ascii="Times New Roman" w:cs="Times New Roman" w:eastAsia="Times New Roman" w:hAnsi="Times New Roman"/>
-          <w:b w:val="0"/>
-          <w:bCs w:val="0"/>
-          <w:sz w:val="28"/>
-          <w:szCs w:val="28"/>
-        </w:rPr>
-      </w:pPr>
-      <w:bookmarkStart w:colFirst="0" w:colLast="0" w:name="_lkpnxryjax0e" w:id="0"/>
-      <w:bookmarkEnd w:id="0"/>
-      <w:r>
-        <w:rPr>
-          <w:rFonts w:ascii="Times New Roman" w:cs="Times New Roman" w:eastAsia="Times New Roman" w:hAnsi="Times New Roman"/>
-          <w:sz w:val="28"/>
-          <w:szCs w:val="28"/>
-          <w:rtl w:val="0"/>
-        </w:rPr>
-        <w:t xml:space="preserve">Цель работы</w:t>
-      </w:r>
-      <w:r>
-        <w:rPr>
-          <w:rFonts w:ascii="Times New Roman" w:cs="Times New Roman" w:eastAsia="Times New Roman" w:hAnsi="Times New Roman"/>
-          <w:b w:val="0"/>
-          <w:bCs w:val="0"/>
-          <w:sz w:val="28"/>
-          <w:szCs w:val="28"/>
-          <w:rtl w:val="0"/>
-        </w:rPr>
-        <w:t xml:space="preserve"> –</w:t>
-      </w:r>
-      <w:r>
-        <w:rPr>
-          <w:rFonts w:ascii="Times New Roman" w:cs="Times New Roman" w:eastAsia="Times New Roman" w:hAnsi="Times New Roman"/>
-          <w:sz w:val="28"/>
-          <w:szCs w:val="28"/>
-          <w:rtl w:val="0"/>
-        </w:rPr>
-        <w:t xml:space="preserve"> </w:t>
-      </w:r>
-      <w:r>
-        <w:rPr>
-          <w:rFonts w:ascii="Times New Roman" w:cs="Times New Roman" w:eastAsia="Times New Roman" w:hAnsi="Times New Roman"/>
-          <w:b w:val="0"/>
-          <w:bCs w:val="0"/>
-          <w:sz w:val="28"/>
-          <w:szCs w:val="28"/>
-          <w:rtl w:val="0"/>
-        </w:rPr>
-        <w:t xml:space="preserve">разработка и внедрение программного продукта для автоматизации управления временем по методу Pomodoro, обеспечивающего сохранение состояния сессий, детальную статистику использования и настраиваемый пользовательский опыт.</w:t>
+        <w:ind w:firstLine="720"/>
+        <w:rPr>
+          <w:rFonts w:ascii="Times New Roman" w:cs="Times New Roman" w:eastAsia="Times New Roman" w:hAnsi="Times New Roman"/>
+          <w:sz w:val="28"/>
+          <w:szCs w:val="28"/>
+        </w:rPr>
+      </w:pPr>
+      <w:r>
+        <w:rPr>
+          <w:rFonts w:ascii="Times New Roman" w:cs="Times New Roman" w:eastAsia="Times New Roman" w:hAnsi="Times New Roman"/>
+          <w:sz w:val="28"/>
+          <w:szCs w:val="28"/>
+          <w:rtl w:val="0"/>
+        </w:rPr>
+        <w:t xml:space="preserve">Цель работы – разработка и внедрение программного продукта для автоматизации управления временем по методу Pomodoro, обеспечивающего сохранение состояния сессий, детальную статистику использования и настраиваемый пользовательский опыт.</w:t>
       </w:r>
     </w:p>
     <w:p>
@@ -5023,22 +5523,11 @@
       <w:r>
         <w:rPr>
           <w:rFonts w:ascii="Times New Roman" w:cs="Times New Roman" w:eastAsia="Times New Roman" w:hAnsi="Times New Roman"/>
-          <w:b w:val="1"/>
-          <w:bCs w:val="1"/>
-          <w:sz w:val="28"/>
-          <w:szCs w:val="28"/>
-          <w:rtl w:val="0"/>
-        </w:rPr>
-        <w:t xml:space="preserve">Объект исследования</w:t>
-      </w:r>
-      <w:r>
-        <w:rPr>
-          <w:rFonts w:ascii="Times New Roman" w:cs="Times New Roman" w:eastAsia="Times New Roman" w:hAnsi="Times New Roman"/>
-          <w:sz w:val="28"/>
-          <w:szCs w:val="28"/>
-          <w:rtl w:val="0"/>
-        </w:rPr>
-        <w:t xml:space="preserve"> – процесс управления временем и отслеживания продуктивности с использованием техники Pomodoro на десктопных платформах.</w:t>
+          <w:sz w:val="28"/>
+          <w:szCs w:val="28"/>
+          <w:rtl w:val="0"/>
+        </w:rPr>
+        <w:t xml:space="preserve">Объект исследования – процесс управления временем и отслеживания продуктивности с использованием техники Pomodoro на десктопных платформах.</w:t>
       </w:r>
     </w:p>
     <w:p>
@@ -5055,22 +5544,11 @@
       <w:r>
         <w:rPr>
           <w:rFonts w:ascii="Times New Roman" w:cs="Times New Roman" w:eastAsia="Times New Roman" w:hAnsi="Times New Roman"/>
-          <w:b w:val="1"/>
-          <w:bCs w:val="1"/>
-          <w:sz w:val="28"/>
-          <w:szCs w:val="28"/>
-          <w:rtl w:val="0"/>
-        </w:rPr>
-        <w:t xml:space="preserve">Предмет исследования</w:t>
-      </w:r>
-      <w:r>
-        <w:rPr>
-          <w:rFonts w:ascii="Times New Roman" w:cs="Times New Roman" w:eastAsia="Times New Roman" w:hAnsi="Times New Roman"/>
-          <w:sz w:val="28"/>
-          <w:szCs w:val="28"/>
-          <w:rtl w:val="0"/>
-        </w:rPr>
-        <w:t xml:space="preserve"> – программный продукт для автоматизации таймера Pomodoro с сохранением состояния сессий, статистической аналитикой и настройкой внешнего вида, построенный как легковесное, независимое от вендора десктопное приложение.</w:t>
+          <w:sz w:val="28"/>
+          <w:szCs w:val="28"/>
+          <w:rtl w:val="0"/>
+        </w:rPr>
+        <w:t xml:space="preserve">Предмет исследования – программный продукт для автоматизации таймера Pomodoro с сохранением состояния сессий, статистической аналитикой и настройкой внешнего вида, построенный как легковесное, независимое от вендора десктопное приложение.</w:t>
       </w:r>
     </w:p>
     <w:p>
@@ -5087,22 +5565,11 @@
       <w:r>
         <w:rPr>
           <w:rFonts w:ascii="Times New Roman" w:cs="Times New Roman" w:eastAsia="Times New Roman" w:hAnsi="Times New Roman"/>
-          <w:b w:val="1"/>
-          <w:bCs w:val="1"/>
-          <w:sz w:val="28"/>
-          <w:szCs w:val="28"/>
-          <w:rtl w:val="0"/>
-        </w:rPr>
-        <w:t xml:space="preserve">Научная новизна</w:t>
-      </w:r>
-      <w:r>
-        <w:rPr>
-          <w:rFonts w:ascii="Times New Roman" w:cs="Times New Roman" w:eastAsia="Times New Roman" w:hAnsi="Times New Roman"/>
-          <w:sz w:val="28"/>
-          <w:szCs w:val="28"/>
-          <w:rtl w:val="0"/>
-        </w:rPr>
-        <w:t xml:space="preserve"> работы заключается в комплексной интеграции управления таймером, автоматического сохранения состояния и исторической статистики в единой лёгкой архитектуре, не зависящей от проприетарных облачных сервисов или подписок. В отличие от существующих решений, предлагаемая система реализует сквозное восстановление сессии (даже после перезапуска приложения или сна системы), визуализацию статистики по требованию без передачи данных в облако и полностью настраиваемый внешний вид. В контексте персональных Pomodoro таймеров предложена комбинация быстрого сохранения состояния на основе JSON и долгосрочной аналитики на основе SQLite, обеспечивающая баланс между производительностью и целостностью данных.</w:t>
+          <w:sz w:val="28"/>
+          <w:szCs w:val="28"/>
+          <w:rtl w:val="0"/>
+        </w:rPr>
+        <w:t xml:space="preserve">Научная новизна работы заключается в комплексной интеграции управления таймером, автоматического сохранения состояния и исторической статистики в единой лёгкой архитектуре, не зависящей от проприетарных облачных сервисов или подписок. В отличие от существующих решений, предлагаемая система реализует сквозное восстановление сессии (даже после перезапуска приложения или сна системы), визуализацию статистики по требованию без передачи данных в облако и полностью настраиваемый внешний вид. В контексте персональных Pomodoro таймеров предложена комбинация быстрого сохранения состояния на основе JSON и долгосрочной аналитики на основе SQLite, обеспечивающая баланс между производительностью и целостностью данных.</w:t>
       </w:r>
     </w:p>
     <w:p>
@@ -5119,22 +5586,11 @@
       <w:r>
         <w:rPr>
           <w:rFonts w:ascii="Times New Roman" w:cs="Times New Roman" w:eastAsia="Times New Roman" w:hAnsi="Times New Roman"/>
-          <w:b w:val="1"/>
-          <w:bCs w:val="1"/>
-          <w:sz w:val="28"/>
-          <w:szCs w:val="28"/>
-          <w:rtl w:val="0"/>
-        </w:rPr>
-        <w:t xml:space="preserve">Практическая значимость</w:t>
-      </w:r>
-      <w:r>
-        <w:rPr>
-          <w:rFonts w:ascii="Times New Roman" w:cs="Times New Roman" w:eastAsia="Times New Roman" w:hAnsi="Times New Roman"/>
-          <w:sz w:val="28"/>
-          <w:szCs w:val="28"/>
-          <w:rtl w:val="0"/>
-        </w:rPr>
-        <w:t xml:space="preserve"> исследования состоит в создании готового к использованию программного продукта, который сокращает ручной учёт времени пользователем, повышает приверженность технике Pomodoro благодаря автозапуску и звуковым сигналам, а также предоставляет прозрачные метрики продуктивности без отправки данных на внешние серверы. Разработанное решение позволяет снизить время на самоотчётность на 30–40%, повысить вовлечённость пользователя и обеспечить полное владение данными. Приложение может быть развёрнуто на нескольких ПК через GitHub без повторяющихся затрат.</w:t>
+          <w:sz w:val="28"/>
+          <w:szCs w:val="28"/>
+          <w:rtl w:val="0"/>
+        </w:rPr>
+        <w:t xml:space="preserve">Практическая значимость исследования состоит в создании готового к использованию программного продукта, который сокращает ручной учёт времени пользователем, повышает приверженность технике Pomodoro благодаря автозапуску и звуковым сигналам, а также предоставляет прозрачные метрики продуктивности без отправки данных на внешние серверы. Разработанное решение позволяет снизить время на самоотчётность на 30–40%, повысить вовлечённость пользователя и обеспечить полное владение данными. Приложение может быть развёрнуто на нескольких ПК через GitHub без повторяющихся затрат.</w:t>
       </w:r>
     </w:p>
     <w:p>
@@ -5151,22 +5607,11 @@
       <w:r>
         <w:rPr>
           <w:rFonts w:ascii="Times New Roman" w:cs="Times New Roman" w:eastAsia="Times New Roman" w:hAnsi="Times New Roman"/>
-          <w:b w:val="1"/>
-          <w:bCs w:val="1"/>
-          <w:sz w:val="28"/>
-          <w:szCs w:val="28"/>
-          <w:rtl w:val="0"/>
-        </w:rPr>
-        <w:t xml:space="preserve">Структура работы.</w:t>
-      </w:r>
-      <w:r>
-        <w:rPr>
-          <w:rFonts w:ascii="Times New Roman" w:cs="Times New Roman" w:eastAsia="Times New Roman" w:hAnsi="Times New Roman"/>
-          <w:sz w:val="28"/>
-          <w:szCs w:val="28"/>
-          <w:rtl w:val="0"/>
-        </w:rPr>
-        <w:t xml:space="preserve"> Выпускная квалификационная работа состоит из введения, трёх глав, заключения, списка использованных источников и приложений. В первой главе проведён анализ существующих Pomodoro ‑таймеров и их ограничений, сформулированы требования к системе. Во второй главе описаны проектные решения, архитектура, структура хранения данных (JSON + SQLite) и выбор стека технологий (WPF, .NET, Entity Framework Core, etc.). В третьей главе представлены результаты реализации программного продукта, описание интерфейсов, тестирование и оценка эффективности внедрения.</w:t>
+          <w:sz w:val="28"/>
+          <w:szCs w:val="28"/>
+          <w:rtl w:val="0"/>
+        </w:rPr>
+        <w:t xml:space="preserve">Структура работы. Выпускная квалификационная работа состоит из введения, трёх глав, заключения, списка использованных источников и приложений. В первой главе проведён анализ существующих Pomodoro ‑таймеров и их ограничений, сформулированы требования к системе. Во второй главе описаны проектные решения, архитектура, структура хранения данных (JSON + SQLite) и выбор стека технологий (WPF, .NET, Entity Framework Core, etc.). В третьей главе представлены результаты реализации программного продукта, описание интерфейсов, тестирование и оценка эффективности внедрения.</w:t>
       </w:r>
       <w:r>
         <w:br w:type="page"/>
@@ -5179,51 +5624,18 @@
     </w:p>
     <w:p>
       <w:pPr>
-        <w:keepNext w:val="0"/>
-        <w:keepLines w:val="0"/>
-        <w:pageBreakBefore w:val="0"/>
-        <w:widowControl w:val="1"/>
-        <w:pBdr>
-          <w:top w:space="0" w:sz="0" w:val="nil"/>
-          <w:left w:space="0" w:sz="0" w:val="nil"/>
-          <w:bottom w:space="0" w:sz="0" w:val="nil"/>
-          <w:right w:space="0" w:sz="0" w:val="nil"/>
-          <w:between w:space="0" w:sz="0" w:val="nil"/>
-        </w:pBdr>
-        <w:shd w:fill="auto" w:val="clear"/>
+        <w:pStyle w:val="Heading1"/>
         <w:spacing w:after="0" w:before="0" w:line="360" w:lineRule="auto"/>
-        <w:ind w:left="0" w:right="0" w:firstLine="709"/>
+        <w:ind w:firstLine="709"/>
         <w:jc w:val="center"/>
         <w:rPr>
-          <w:rFonts w:ascii="Times New Roman" w:cs="Times New Roman" w:eastAsia="Times New Roman" w:hAnsi="Times New Roman"/>
-          <w:b w:val="1"/>
-          <w:bCs w:val="1"/>
-          <w:i w:val="0"/>
-          <w:iCs w:val="0"/>
-          <w:smallCaps w:val="0"/>
-          <w:strike w:val="0"/>
-          <w:color w:val="000000"/>
-          <w:sz w:val="28"/>
-          <w:szCs w:val="28"/>
-          <w:u w:val="none"/>
-          <w:shd w:fill="auto" w:val="clear"/>
           <w:vertAlign w:val="baseline"/>
         </w:rPr>
       </w:pPr>
-      <w:r>
-        <w:rPr>
-          <w:rFonts w:ascii="Times New Roman" w:cs="Times New Roman" w:eastAsia="Times New Roman" w:hAnsi="Times New Roman"/>
-          <w:b w:val="1"/>
-          <w:bCs w:val="1"/>
-          <w:i w:val="0"/>
-          <w:iCs w:val="0"/>
-          <w:smallCaps w:val="0"/>
-          <w:strike w:val="0"/>
-          <w:color w:val="000000"/>
-          <w:sz w:val="28"/>
-          <w:szCs w:val="28"/>
-          <w:u w:val="none"/>
-          <w:shd w:fill="auto" w:val="clear"/>
+      <w:bookmarkStart w:colFirst="0" w:colLast="0" w:name="_qbkycudhb8xo" w:id="1"/>
+      <w:bookmarkEnd w:id="1"/>
+      <w:r>
+        <w:rPr>
           <w:vertAlign w:val="baseline"/>
           <w:rtl w:val="0"/>
         </w:rPr>
@@ -5232,21 +5644,20 @@
     </w:p>
     <w:p>
       <w:pPr>
+        <w:pStyle w:val="Heading2"/>
         <w:spacing w:after="0" w:before="0" w:line="360" w:lineRule="auto"/>
         <w:jc w:val="both"/>
         <w:rPr>
           <w:rFonts w:ascii="Times New Roman" w:cs="Times New Roman" w:eastAsia="Times New Roman" w:hAnsi="Times New Roman"/>
-          <w:b w:val="1"/>
-          <w:bCs w:val="1"/>
-          <w:sz w:val="28"/>
-          <w:szCs w:val="28"/>
-        </w:rPr>
-      </w:pPr>
-      <w:r>
-        <w:rPr>
-          <w:rFonts w:ascii="Times New Roman" w:cs="Times New Roman" w:eastAsia="Times New Roman" w:hAnsi="Times New Roman"/>
-          <w:b w:val="1"/>
-          <w:bCs w:val="1"/>
+          <w:sz w:val="28"/>
+          <w:szCs w:val="28"/>
+        </w:rPr>
+      </w:pPr>
+      <w:bookmarkStart w:colFirst="0" w:colLast="0" w:name="_2zztuqslayo8" w:id="2"/>
+      <w:bookmarkEnd w:id="2"/>
+      <w:r>
+        <w:rPr>
+          <w:rFonts w:ascii="Times New Roman" w:cs="Times New Roman" w:eastAsia="Times New Roman" w:hAnsi="Times New Roman"/>
           <w:sz w:val="28"/>
           <w:szCs w:val="28"/>
           <w:rtl w:val="0"/>
@@ -7595,21 +8006,20 @@
     </w:p>
     <w:p>
       <w:pPr>
-        <w:spacing w:after="0" w:before="0" w:line="360" w:lineRule="auto"/>
+        <w:pStyle w:val="Heading2"/>
+        <w:spacing w:after="0" w:line="360" w:lineRule="auto"/>
         <w:jc w:val="both"/>
         <w:rPr>
           <w:rFonts w:ascii="Times New Roman" w:cs="Times New Roman" w:eastAsia="Times New Roman" w:hAnsi="Times New Roman"/>
-          <w:b w:val="1"/>
-          <w:bCs w:val="1"/>
-          <w:sz w:val="28"/>
-          <w:szCs w:val="28"/>
-        </w:rPr>
-      </w:pPr>
-      <w:r>
-        <w:rPr>
-          <w:rFonts w:ascii="Times New Roman" w:cs="Times New Roman" w:eastAsia="Times New Roman" w:hAnsi="Times New Roman"/>
-          <w:b w:val="1"/>
-          <w:bCs w:val="1"/>
+          <w:sz w:val="28"/>
+          <w:szCs w:val="28"/>
+        </w:rPr>
+      </w:pPr>
+      <w:bookmarkStart w:colFirst="0" w:colLast="0" w:name="_89rbveee4nh8" w:id="3"/>
+      <w:bookmarkEnd w:id="3"/>
+      <w:r>
+        <w:rPr>
+          <w:rFonts w:ascii="Times New Roman" w:cs="Times New Roman" w:eastAsia="Times New Roman" w:hAnsi="Times New Roman"/>
           <w:sz w:val="28"/>
           <w:szCs w:val="28"/>
           <w:rtl w:val="0"/>
@@ -7719,35 +8129,17 @@
     </w:p>
     <w:p>
       <w:pPr>
-        <w:spacing w:after="0" w:before="0" w:line="360" w:lineRule="auto"/>
-        <w:ind w:left="0" w:firstLine="0"/>
-        <w:rPr>
-          <w:rFonts w:ascii="Times New Roman" w:cs="Times New Roman" w:eastAsia="Times New Roman" w:hAnsi="Times New Roman"/>
-          <w:sz w:val="28"/>
-          <w:szCs w:val="28"/>
-        </w:rPr>
-      </w:pPr>
-      <w:r>
-        <w:rPr>
-          <w:rFonts w:ascii="Times New Roman" w:cs="Times New Roman" w:eastAsia="Times New Roman" w:hAnsi="Times New Roman"/>
-          <w:b w:val="1"/>
-          <w:bCs w:val="1"/>
-          <w:sz w:val="28"/>
-          <w:szCs w:val="28"/>
-          <w:rtl w:val="0"/>
-        </w:rPr>
-        <w:t xml:space="preserve">2</w:t>
-        <w:tab/>
-        <w:t xml:space="preserve">ПРОЕКТИРОВАНИЕ И РЕАЛИЗАЦИЯ ПРИЛОЖЕНИЯ</w:t>
-      </w:r>
-      <w:r>
-        <w:rPr>
-          <w:rFonts w:ascii="Times New Roman" w:cs="Times New Roman" w:eastAsia="Times New Roman" w:hAnsi="Times New Roman"/>
-          <w:sz w:val="28"/>
-          <w:szCs w:val="28"/>
-          <w:rtl w:val="0"/>
-        </w:rPr>
-        <w:t xml:space="preserve"> </w:t>
+        <w:pStyle w:val="Heading1"/>
+        <w:spacing w:after="0" w:line="360" w:lineRule="auto"/>
+        <w:rPr/>
+      </w:pPr>
+      <w:bookmarkStart w:colFirst="0" w:colLast="0" w:name="_7e2vjrhb3xd4" w:id="4"/>
+      <w:bookmarkEnd w:id="4"/>
+      <w:r>
+        <w:rPr>
+          <w:rtl w:val="0"/>
+        </w:rPr>
+        <w:t xml:space="preserve">2 ПРОЕКТИРОВАНИЕ И РЕАЛИЗАЦИЯ ПРИЛОЖЕНИЯ </w:t>
       </w:r>
     </w:p>
     <w:p>
@@ -7756,15 +8148,15 @@
         <w:keepNext w:val="0"/>
         <w:keepLines w:val="0"/>
         <w:spacing w:after="0" w:before="0" w:line="360" w:lineRule="auto"/>
-        <w:ind w:firstLine="700"/>
+        <w:ind w:left="0" w:firstLine="0"/>
         <w:jc w:val="both"/>
         <w:rPr>
           <w:sz w:val="22"/>
           <w:szCs w:val="22"/>
         </w:rPr>
       </w:pPr>
-      <w:bookmarkStart w:colFirst="0" w:colLast="0" w:name="_h562g9qnyihi" w:id="1"/>
-      <w:bookmarkEnd w:id="1"/>
+      <w:bookmarkStart w:colFirst="0" w:colLast="0" w:name="_h562g9qnyihi" w:id="5"/>
+      <w:bookmarkEnd w:id="5"/>
       <w:r>
         <w:rPr>
           <w:rFonts w:ascii="Times New Roman" w:cs="Times New Roman" w:eastAsia="Times New Roman" w:hAnsi="Times New Roman"/>
@@ -8304,7 +8696,7 @@
     <w:p>
       <w:pPr>
         <w:spacing w:after="0" w:before="0" w:line="360" w:lineRule="auto"/>
-        <w:ind w:firstLine="720"/>
+        <w:ind w:left="0" w:firstLine="0"/>
         <w:rPr>
           <w:rFonts w:ascii="Times New Roman" w:cs="Times New Roman" w:eastAsia="Times New Roman" w:hAnsi="Times New Roman"/>
           <w:sz w:val="28"/>
@@ -8348,16 +8740,16 @@
           <wp:inline distB="114300" distT="114300" distL="114300" distR="114300">
             <wp:extent cx="5943600" cy="3287767"/>
             <wp:effectExtent b="0" l="0" r="0" t="0"/>
-            <wp:docPr id="5" name="image4.png"/>
+            <wp:docPr id="4" name="image3.png"/>
             <a:graphic>
               <a:graphicData uri="http://schemas.openxmlformats.org/drawingml/2006/picture">
                 <pic:pic>
                   <pic:nvPicPr>
-                    <pic:cNvPr id="0" name="image4.png"/>
+                    <pic:cNvPr id="0" name="image3.png"/>
                     <pic:cNvPicPr preferRelativeResize="0"/>
                   </pic:nvPicPr>
                   <pic:blipFill>
-                    <a:blip r:embed="rId6"/>
+                    <a:blip r:embed="rId8"/>
                     <a:srcRect b="0" l="0" r="0" t="0"/>
                     <a:stretch>
                       <a:fillRect/>
@@ -8437,16 +8829,16 @@
           <wp:inline distB="114300" distT="114300" distL="114300" distR="114300">
             <wp:extent cx="5940115" cy="3263900"/>
             <wp:effectExtent b="0" l="0" r="0" t="0"/>
-            <wp:docPr id="2" name="image2.png"/>
+            <wp:docPr id="2" name="image7.png"/>
             <a:graphic>
               <a:graphicData uri="http://schemas.openxmlformats.org/drawingml/2006/picture">
                 <pic:pic>
                   <pic:nvPicPr>
-                    <pic:cNvPr id="0" name="image2.png"/>
+                    <pic:cNvPr id="0" name="image7.png"/>
                     <pic:cNvPicPr preferRelativeResize="0"/>
                   </pic:nvPicPr>
                   <pic:blipFill>
-                    <a:blip r:embed="rId6"/>
+                    <a:blip r:embed="rId8"/>
                     <a:srcRect b="0" l="0" r="0" t="0"/>
                     <a:stretch>
                       <a:fillRect/>
@@ -8594,28 +8986,24 @@
     </w:p>
     <w:p>
       <w:pPr>
-        <w:spacing w:after="0" w:before="0" w:line="360" w:lineRule="auto"/>
-        <w:rPr>
-          <w:rFonts w:ascii="Times New Roman" w:cs="Times New Roman" w:eastAsia="Times New Roman" w:hAnsi="Times New Roman"/>
-          <w:sz w:val="28"/>
-          <w:szCs w:val="28"/>
-        </w:rPr>
-      </w:pPr>
-      <w:r>
-        <w:rPr>
-          <w:rFonts w:ascii="Times New Roman" w:cs="Times New Roman" w:eastAsia="Times New Roman" w:hAnsi="Times New Roman"/>
-          <w:b w:val="1"/>
-          <w:bCs w:val="1"/>
+        <w:pStyle w:val="Heading2"/>
+        <w:spacing w:after="0" w:line="360" w:lineRule="auto"/>
+        <w:rPr>
+          <w:rFonts w:ascii="Times New Roman" w:cs="Times New Roman" w:eastAsia="Times New Roman" w:hAnsi="Times New Roman"/>
+          <w:sz w:val="28"/>
+          <w:szCs w:val="28"/>
+        </w:rPr>
+      </w:pPr>
+      <w:bookmarkStart w:colFirst="0" w:colLast="0" w:name="_jug73mr87z8d" w:id="6"/>
+      <w:bookmarkEnd w:id="6"/>
+      <w:r>
+        <w:rPr>
+          <w:rFonts w:ascii="Times New Roman" w:cs="Times New Roman" w:eastAsia="Times New Roman" w:hAnsi="Times New Roman"/>
           <w:sz w:val="28"/>
           <w:szCs w:val="28"/>
           <w:rtl w:val="0"/>
         </w:rPr>
         <w:t xml:space="preserve">2.2 Проектирование пользовательского интерфейса (UI/UX)</w:t>
-      </w:r>
-      <w:r>
-        <w:rPr>
-          <w:rtl w:val="0"/>
-        </w:rPr>
       </w:r>
     </w:p>
     <w:p>
@@ -8682,34 +9070,32 @@
         <w:jc w:val="center"/>
         <w:rPr>
           <w:rFonts w:ascii="Times New Roman" w:cs="Times New Roman" w:eastAsia="Times New Roman" w:hAnsi="Times New Roman"/>
+          <w:sz w:val="28"/>
+          <w:szCs w:val="28"/>
+        </w:rPr>
+      </w:pPr>
+      <w:r>
+        <w:rPr>
+          <w:rFonts w:ascii="Times New Roman" w:cs="Times New Roman" w:eastAsia="Times New Roman" w:hAnsi="Times New Roman"/>
           <w:i w:val="1"/>
           <w:iCs w:val="1"/>
           <w:sz w:val="28"/>
           <w:szCs w:val="28"/>
         </w:rPr>
-      </w:pPr>
-      <w:r>
-        <w:rPr>
-          <w:rFonts w:ascii="Times New Roman" w:cs="Times New Roman" w:eastAsia="Times New Roman" w:hAnsi="Times New Roman"/>
-          <w:i w:val="1"/>
-          <w:iCs w:val="1"/>
-          <w:sz w:val="28"/>
-          <w:szCs w:val="28"/>
-        </w:rPr>
         <w:drawing>
           <wp:inline distB="114300" distT="114300" distL="114300" distR="114300">
-            <wp:extent cx="3676650" cy="4714875"/>
+            <wp:extent cx="2676525" cy="3686175"/>
             <wp:effectExtent b="0" l="0" r="0" t="0"/>
-            <wp:docPr id="3" name="image8.png"/>
+            <wp:docPr id="6" name="image4.png"/>
             <a:graphic>
               <a:graphicData uri="http://schemas.openxmlformats.org/drawingml/2006/picture">
                 <pic:pic>
                   <pic:nvPicPr>
-                    <pic:cNvPr id="0" name="image8.png"/>
+                    <pic:cNvPr id="0" name="image4.png"/>
                     <pic:cNvPicPr preferRelativeResize="0"/>
                   </pic:nvPicPr>
                   <pic:blipFill>
-                    <a:blip r:embed="rId7"/>
+                    <a:blip r:embed="rId9"/>
                     <a:srcRect b="0" l="0" r="0" t="0"/>
                     <a:stretch>
                       <a:fillRect/>
@@ -8718,7 +9104,7 @@
                   <pic:spPr>
                     <a:xfrm>
                       <a:off x="0" y="0"/>
-                      <a:ext cx="3676650" cy="4714875"/>
+                      <a:ext cx="2676525" cy="3686175"/>
                     </a:xfrm>
                     <a:prstGeom prst="rect"/>
                     <a:ln/>
@@ -8738,22 +9124,6 @@
     <w:p>
       <w:pPr>
         <w:spacing w:after="0" w:before="0" w:line="360" w:lineRule="auto"/>
-        <w:jc w:val="center"/>
-        <w:rPr>
-          <w:rFonts w:ascii="Times New Roman" w:cs="Times New Roman" w:eastAsia="Times New Roman" w:hAnsi="Times New Roman"/>
-          <w:sz w:val="28"/>
-          <w:szCs w:val="28"/>
-        </w:rPr>
-      </w:pPr>
-      <w:r>
-        <w:rPr>
-          <w:rtl w:val="0"/>
-        </w:rPr>
-      </w:r>
-    </w:p>
-    <w:p>
-      <w:pPr>
-        <w:spacing w:after="0" w:before="0" w:line="360" w:lineRule="auto"/>
         <w:ind w:firstLine="720"/>
         <w:rPr>
           <w:rFonts w:ascii="Times New Roman" w:cs="Times New Roman" w:eastAsia="Times New Roman" w:hAnsi="Times New Roman"/>
@@ -8815,16 +9185,16 @@
           <wp:inline distB="114300" distT="114300" distL="114300" distR="114300">
             <wp:extent cx="4905375" cy="7781925"/>
             <wp:effectExtent b="0" l="0" r="0" t="0"/>
-            <wp:docPr id="8" name="image7.png"/>
+            <wp:docPr id="9" name="image9.png"/>
             <a:graphic>
               <a:graphicData uri="http://schemas.openxmlformats.org/drawingml/2006/picture">
                 <pic:pic>
                   <pic:nvPicPr>
-                    <pic:cNvPr id="0" name="image7.png"/>
+                    <pic:cNvPr id="0" name="image9.png"/>
                     <pic:cNvPicPr preferRelativeResize="0"/>
                   </pic:nvPicPr>
                   <pic:blipFill>
-                    <a:blip r:embed="rId8"/>
+                    <a:blip r:embed="rId10"/>
                     <a:srcRect b="0" l="0" r="0" t="0"/>
                     <a:stretch>
                       <a:fillRect/>
@@ -8893,16 +9263,16 @@
           <wp:inline distB="114300" distT="114300" distL="114300" distR="114300">
             <wp:extent cx="4895850" cy="7839075"/>
             <wp:effectExtent b="0" l="0" r="0" t="0"/>
-            <wp:docPr id="6" name="image5.png"/>
+            <wp:docPr id="7" name="image12.png"/>
             <a:graphic>
               <a:graphicData uri="http://schemas.openxmlformats.org/drawingml/2006/picture">
                 <pic:pic>
                   <pic:nvPicPr>
-                    <pic:cNvPr id="0" name="image5.png"/>
+                    <pic:cNvPr id="0" name="image12.png"/>
                     <pic:cNvPicPr preferRelativeResize="0"/>
                   </pic:nvPicPr>
                   <pic:blipFill>
-                    <a:blip r:embed="rId9"/>
+                    <a:blip r:embed="rId11"/>
                     <a:srcRect b="0" l="0" r="0" t="0"/>
                     <a:stretch>
                       <a:fillRect/>
@@ -8968,6 +9338,26 @@
         <w:spacing w:after="0" w:before="0" w:line="360" w:lineRule="auto"/>
         <w:rPr>
           <w:rFonts w:ascii="Times New Roman" w:cs="Times New Roman" w:eastAsia="Times New Roman" w:hAnsi="Times New Roman"/>
+          <w:sz w:val="28"/>
+          <w:szCs w:val="28"/>
+        </w:rPr>
+      </w:pPr>
+      <w:r>
+        <w:rPr>
+          <w:rFonts w:ascii="Times New Roman" w:cs="Times New Roman" w:eastAsia="Times New Roman" w:hAnsi="Times New Roman"/>
+          <w:sz w:val="28"/>
+          <w:szCs w:val="28"/>
+          <w:rtl w:val="0"/>
+        </w:rPr>
+        <w:t xml:space="preserve">Рисунок 2.6 – Окно статистики: вкладка Today с почасовой диаграммой</w:t>
+      </w:r>
+    </w:p>
+    <w:p>
+      <w:pPr>
+        <w:spacing w:after="0" w:before="0" w:line="360" w:lineRule="auto"/>
+        <w:jc w:val="center"/>
+        <w:rPr>
+          <w:rFonts w:ascii="Times New Roman" w:cs="Times New Roman" w:eastAsia="Times New Roman" w:hAnsi="Times New Roman"/>
           <w:i w:val="1"/>
           <w:iCs w:val="1"/>
           <w:sz w:val="28"/>
@@ -8981,11 +9371,44 @@
           <w:iCs w:val="1"/>
           <w:sz w:val="28"/>
           <w:szCs w:val="28"/>
-          <w:rtl w:val="0"/>
-        </w:rPr>
-        <w:t xml:space="preserve">Рисунок 2.6 – Окно статистики: вкладка Today с почасовой диаграммой</w:t>
-        <w:br w:type="textWrapping"/>
-        <w:t xml:space="preserve">(здесь размещается скриншот вкладки Today с графиком и итоговыми часами)</w:t>
+        </w:rPr>
+        <w:drawing>
+          <wp:inline distB="114300" distT="114300" distL="114300" distR="114300">
+            <wp:extent cx="5940115" cy="4229100"/>
+            <wp:effectExtent b="0" l="0" r="0" t="0"/>
+            <wp:docPr id="5" name="image8.png"/>
+            <a:graphic>
+              <a:graphicData uri="http://schemas.openxmlformats.org/drawingml/2006/picture">
+                <pic:pic>
+                  <pic:nvPicPr>
+                    <pic:cNvPr id="0" name="image8.png"/>
+                    <pic:cNvPicPr preferRelativeResize="0"/>
+                  </pic:nvPicPr>
+                  <pic:blipFill>
+                    <a:blip r:embed="rId12"/>
+                    <a:srcRect b="0" l="0" r="0" t="0"/>
+                    <a:stretch>
+                      <a:fillRect/>
+                    </a:stretch>
+                  </pic:blipFill>
+                  <pic:spPr>
+                    <a:xfrm>
+                      <a:off x="0" y="0"/>
+                      <a:ext cx="5940115" cy="4229100"/>
+                    </a:xfrm>
+                    <a:prstGeom prst="rect"/>
+                    <a:ln/>
+                  </pic:spPr>
+                </pic:pic>
+              </a:graphicData>
+            </a:graphic>
+          </wp:inline>
+        </w:drawing>
+      </w:r>
+      <w:r>
+        <w:rPr>
+          <w:rtl w:val="0"/>
+        </w:rPr>
       </w:r>
     </w:p>
     <w:p>
@@ -9002,20 +9425,31 @@
       <w:r>
         <w:rPr>
           <w:rFonts w:ascii="Times New Roman" w:cs="Times New Roman" w:eastAsia="Times New Roman" w:hAnsi="Times New Roman"/>
+          <w:sz w:val="28"/>
+          <w:szCs w:val="28"/>
+          <w:rtl w:val="0"/>
+        </w:rPr>
+        <w:t xml:space="preserve">Рисунок 2.7 – Окно статистики: вкладка This Week с серией дней</w:t>
+      </w:r>
+      <w:r>
+        <w:rPr>
+          <w:rtl w:val="0"/>
+        </w:rPr>
+      </w:r>
+    </w:p>
+    <w:p>
+      <w:pPr>
+        <w:spacing w:after="0" w:before="0" w:line="360" w:lineRule="auto"/>
+        <w:jc w:val="center"/>
+        <w:rPr>
+          <w:rFonts w:ascii="Times New Roman" w:cs="Times New Roman" w:eastAsia="Times New Roman" w:hAnsi="Times New Roman"/>
           <w:i w:val="1"/>
           <w:iCs w:val="1"/>
           <w:sz w:val="28"/>
           <w:szCs w:val="28"/>
-          <w:rtl w:val="0"/>
-        </w:rPr>
-        <w:t xml:space="preserve">Рисунок 2.7 – Окно статистики: вкладка This Week с серией дней</w:t>
-        <w:br w:type="textWrapping"/>
-        <w:t xml:space="preserve">(здесь размещается скриншот вкладки This Week с дневной диаграммой и индикатором streak)</w:t>
-      </w:r>
-    </w:p>
-    <w:p>
-      <w:pPr>
-        <w:spacing w:after="0" w:before="0" w:line="360" w:lineRule="auto"/>
+        </w:rPr>
+      </w:pPr>
+      <w:r>
         <w:rPr>
           <w:rFonts w:ascii="Times New Roman" w:cs="Times New Roman" w:eastAsia="Times New Roman" w:hAnsi="Times New Roman"/>
           <w:i w:val="1"/>
@@ -9023,19 +9457,117 @@
           <w:sz w:val="28"/>
           <w:szCs w:val="28"/>
         </w:rPr>
-      </w:pPr>
-      <w:r>
-        <w:rPr>
-          <w:rFonts w:ascii="Times New Roman" w:cs="Times New Roman" w:eastAsia="Times New Roman" w:hAnsi="Times New Roman"/>
-          <w:i w:val="1"/>
-          <w:iCs w:val="1"/>
+        <w:drawing>
+          <wp:inline distB="114300" distT="114300" distL="114300" distR="114300">
+            <wp:extent cx="5940115" cy="4229100"/>
+            <wp:effectExtent b="0" l="0" r="0" t="0"/>
+            <wp:docPr id="8" name="image1.png"/>
+            <a:graphic>
+              <a:graphicData uri="http://schemas.openxmlformats.org/drawingml/2006/picture">
+                <pic:pic>
+                  <pic:nvPicPr>
+                    <pic:cNvPr id="0" name="image1.png"/>
+                    <pic:cNvPicPr preferRelativeResize="0"/>
+                  </pic:nvPicPr>
+                  <pic:blipFill>
+                    <a:blip r:embed="rId13"/>
+                    <a:srcRect b="0" l="0" r="0" t="0"/>
+                    <a:stretch>
+                      <a:fillRect/>
+                    </a:stretch>
+                  </pic:blipFill>
+                  <pic:spPr>
+                    <a:xfrm>
+                      <a:off x="0" y="0"/>
+                      <a:ext cx="5940115" cy="4229100"/>
+                    </a:xfrm>
+                    <a:prstGeom prst="rect"/>
+                    <a:ln/>
+                  </pic:spPr>
+                </pic:pic>
+              </a:graphicData>
+            </a:graphic>
+          </wp:inline>
+        </w:drawing>
+      </w:r>
+      <w:r>
+        <w:rPr>
+          <w:rtl w:val="0"/>
+        </w:rPr>
+      </w:r>
+    </w:p>
+    <w:p>
+      <w:pPr>
+        <w:spacing w:after="0" w:before="0" w:line="360" w:lineRule="auto"/>
+        <w:rPr>
+          <w:rFonts w:ascii="Times New Roman" w:cs="Times New Roman" w:eastAsia="Times New Roman" w:hAnsi="Times New Roman"/>
+          <w:sz w:val="28"/>
+          <w:szCs w:val="28"/>
+        </w:rPr>
+      </w:pPr>
+      <w:r>
+        <w:rPr>
+          <w:rFonts w:ascii="Times New Roman" w:cs="Times New Roman" w:eastAsia="Times New Roman" w:hAnsi="Times New Roman"/>
           <w:sz w:val="28"/>
           <w:szCs w:val="28"/>
           <w:rtl w:val="0"/>
         </w:rPr>
         <w:t xml:space="preserve">Рисунок 2.8 – Окно статистики: вкладка Annual Activity с помесячной сводкой</w:t>
-        <w:br w:type="textWrapping"/>
-        <w:t xml:space="preserve">(здесь размещается скриншот вкладки Annual Activity с месячными столбцами и сводными показателями)</w:t>
+      </w:r>
+    </w:p>
+    <w:p>
+      <w:pPr>
+        <w:spacing w:after="0" w:before="0" w:line="360" w:lineRule="auto"/>
+        <w:jc w:val="center"/>
+        <w:rPr>
+          <w:rFonts w:ascii="Times New Roman" w:cs="Times New Roman" w:eastAsia="Times New Roman" w:hAnsi="Times New Roman"/>
+          <w:sz w:val="28"/>
+          <w:szCs w:val="28"/>
+        </w:rPr>
+      </w:pPr>
+      <w:r>
+        <w:rPr>
+          <w:rFonts w:ascii="Times New Roman" w:cs="Times New Roman" w:eastAsia="Times New Roman" w:hAnsi="Times New Roman"/>
+          <w:sz w:val="28"/>
+          <w:szCs w:val="28"/>
+        </w:rPr>
+        <w:drawing>
+          <wp:inline distB="114300" distT="114300" distL="114300" distR="114300">
+            <wp:extent cx="5940115" cy="4165600"/>
+            <wp:effectExtent b="0" l="0" r="0" t="0"/>
+            <wp:docPr id="10" name="image13.png"/>
+            <a:graphic>
+              <a:graphicData uri="http://schemas.openxmlformats.org/drawingml/2006/picture">
+                <pic:pic>
+                  <pic:nvPicPr>
+                    <pic:cNvPr id="0" name="image13.png"/>
+                    <pic:cNvPicPr preferRelativeResize="0"/>
+                  </pic:nvPicPr>
+                  <pic:blipFill>
+                    <a:blip r:embed="rId14"/>
+                    <a:srcRect b="0" l="0" r="0" t="0"/>
+                    <a:stretch>
+                      <a:fillRect/>
+                    </a:stretch>
+                  </pic:blipFill>
+                  <pic:spPr>
+                    <a:xfrm>
+                      <a:off x="0" y="0"/>
+                      <a:ext cx="5940115" cy="4165600"/>
+                    </a:xfrm>
+                    <a:prstGeom prst="rect"/>
+                    <a:ln/>
+                  </pic:spPr>
+                </pic:pic>
+              </a:graphicData>
+            </a:graphic>
+          </wp:inline>
+        </w:drawing>
+      </w:r>
+      <w:r>
+        <w:rPr>
+          <w:rtl w:val="0"/>
+        </w:rPr>
       </w:r>
     </w:p>
     <w:p>
@@ -9068,20 +9600,19 @@
     </w:p>
     <w:p>
       <w:pPr>
-        <w:spacing w:after="0" w:before="0" w:line="360" w:lineRule="auto"/>
-        <w:rPr>
-          <w:rFonts w:ascii="Times New Roman" w:cs="Times New Roman" w:eastAsia="Times New Roman" w:hAnsi="Times New Roman"/>
-          <w:b w:val="1"/>
-          <w:bCs w:val="1"/>
-          <w:sz w:val="28"/>
-          <w:szCs w:val="28"/>
-        </w:rPr>
-      </w:pPr>
-      <w:r>
-        <w:rPr>
-          <w:rFonts w:ascii="Times New Roman" w:cs="Times New Roman" w:eastAsia="Times New Roman" w:hAnsi="Times New Roman"/>
-          <w:b w:val="1"/>
-          <w:bCs w:val="1"/>
+        <w:pStyle w:val="Heading2"/>
+        <w:spacing w:after="0" w:line="360" w:lineRule="auto"/>
+        <w:rPr>
+          <w:rFonts w:ascii="Times New Roman" w:cs="Times New Roman" w:eastAsia="Times New Roman" w:hAnsi="Times New Roman"/>
+          <w:sz w:val="28"/>
+          <w:szCs w:val="28"/>
+        </w:rPr>
+      </w:pPr>
+      <w:bookmarkStart w:colFirst="0" w:colLast="0" w:name="_peswu4lhnn3e" w:id="7"/>
+      <w:bookmarkEnd w:id="7"/>
+      <w:r>
+        <w:rPr>
+          <w:rFonts w:ascii="Times New Roman" w:cs="Times New Roman" w:eastAsia="Times New Roman" w:hAnsi="Times New Roman"/>
           <w:sz w:val="28"/>
           <w:szCs w:val="28"/>
           <w:rtl w:val="0"/>
@@ -9801,25 +10332,6 @@
         <w:ind w:firstLine="720"/>
         <w:rPr>
           <w:rFonts w:ascii="Times New Roman" w:cs="Times New Roman" w:eastAsia="Times New Roman" w:hAnsi="Times New Roman"/>
-          <w:sz w:val="28"/>
-          <w:szCs w:val="28"/>
-        </w:rPr>
-      </w:pPr>
-      <w:r>
-        <w:rPr>
-          <w:rFonts w:ascii="Times New Roman" w:cs="Times New Roman" w:eastAsia="Times New Roman" w:hAnsi="Times New Roman"/>
-          <w:sz w:val="28"/>
-          <w:szCs w:val="28"/>
-          <w:rtl w:val="0"/>
-        </w:rPr>
-        <w:t xml:space="preserve">Связь с остальной архитектурой. Важно подчеркнуть, что часто изменяемые настройки таймера (TimerSettings) и текущее состояние сеанса (AppState) сознательно вынесены из реляционной базы в JSON-файлы. Это позволило разделить конфигурационно-оперативные данные и накапливаемую историю, снизив конкуренцию за доступ к файлу базы и упростив логику сохранения/восстановления. Запись в таблицу Stats происходит единожды — в момент завершения Pomodoro-сессии, что минимизирует накладные расходы на ввод-вывод.</w:t>
-      </w:r>
-    </w:p>
-    <w:p>
-      <w:pPr>
-        <w:spacing w:after="0" w:before="0" w:line="360" w:lineRule="auto"/>
-        <w:rPr>
-          <w:rFonts w:ascii="Times New Roman" w:cs="Times New Roman" w:eastAsia="Times New Roman" w:hAnsi="Times New Roman"/>
           <w:b w:val="1"/>
           <w:bCs w:val="1"/>
           <w:sz w:val="28"/>
@@ -9829,8 +10341,36 @@
       <w:r>
         <w:rPr>
           <w:rFonts w:ascii="Times New Roman" w:cs="Times New Roman" w:eastAsia="Times New Roman" w:hAnsi="Times New Roman"/>
-          <w:b w:val="1"/>
-          <w:bCs w:val="1"/>
+          <w:sz w:val="28"/>
+          <w:szCs w:val="28"/>
+          <w:rtl w:val="0"/>
+        </w:rPr>
+        <w:t xml:space="preserve">Связь с остальной архитектурой. Важно подчеркнуть, что часто изменяемые настройки таймера (TimerSettings) и текущее состояние сеанса (AppState) сознательно вынесены из реляционной базы в JSON-файлы. Это позволило разделить конфигурационно-оперативные данные и накапливаемую историю, снизив конкуренцию за доступ к файлу базы и упростив логику сохранения/восстановления. Запись в таблицу Stats происходит единожды — в момент завершения Pomodoro-сессии, что минимизирует накладные расходы на ввод-вывод.</w:t>
+      </w:r>
+      <w:r>
+        <w:br w:type="page"/>
+      </w:r>
+      <w:r>
+        <w:rPr>
+          <w:rtl w:val="0"/>
+        </w:rPr>
+      </w:r>
+    </w:p>
+    <w:p>
+      <w:pPr>
+        <w:pStyle w:val="Heading2"/>
+        <w:spacing w:after="0" w:line="360" w:lineRule="auto"/>
+        <w:rPr>
+          <w:rFonts w:ascii="Times New Roman" w:cs="Times New Roman" w:eastAsia="Times New Roman" w:hAnsi="Times New Roman"/>
+          <w:sz w:val="28"/>
+          <w:szCs w:val="28"/>
+        </w:rPr>
+      </w:pPr>
+      <w:bookmarkStart w:colFirst="0" w:colLast="0" w:name="_f9wnjs1kzyp" w:id="8"/>
+      <w:bookmarkEnd w:id="8"/>
+      <w:r>
+        <w:rPr>
+          <w:rFonts w:ascii="Times New Roman" w:cs="Times New Roman" w:eastAsia="Times New Roman" w:hAnsi="Times New Roman"/>
           <w:sz w:val="28"/>
           <w:szCs w:val="28"/>
           <w:rtl w:val="0"/>
@@ -10136,20 +10676,19 @@
     </w:p>
     <w:p>
       <w:pPr>
-        <w:spacing w:after="0" w:before="0" w:line="360" w:lineRule="auto"/>
-        <w:rPr>
-          <w:rFonts w:ascii="Times New Roman" w:cs="Times New Roman" w:eastAsia="Times New Roman" w:hAnsi="Times New Roman"/>
-          <w:b w:val="1"/>
-          <w:bCs w:val="1"/>
-          <w:sz w:val="28"/>
-          <w:szCs w:val="28"/>
-        </w:rPr>
-      </w:pPr>
-      <w:r>
-        <w:rPr>
-          <w:rFonts w:ascii="Times New Roman" w:cs="Times New Roman" w:eastAsia="Times New Roman" w:hAnsi="Times New Roman"/>
-          <w:b w:val="1"/>
-          <w:bCs w:val="1"/>
+        <w:pStyle w:val="Heading2"/>
+        <w:spacing w:after="0" w:line="360" w:lineRule="auto"/>
+        <w:rPr>
+          <w:rFonts w:ascii="Times New Roman" w:cs="Times New Roman" w:eastAsia="Times New Roman" w:hAnsi="Times New Roman"/>
+          <w:sz w:val="28"/>
+          <w:szCs w:val="28"/>
+        </w:rPr>
+      </w:pPr>
+      <w:bookmarkStart w:colFirst="0" w:colLast="0" w:name="_mmc56ugbuwm" w:id="9"/>
+      <w:bookmarkEnd w:id="9"/>
+      <w:r>
+        <w:rPr>
+          <w:rFonts w:ascii="Times New Roman" w:cs="Times New Roman" w:eastAsia="Times New Roman" w:hAnsi="Times New Roman"/>
           <w:sz w:val="28"/>
           <w:szCs w:val="28"/>
           <w:rtl w:val="0"/>
@@ -10238,16 +10777,16 @@
           <wp:inline distB="114300" distT="114300" distL="114300" distR="114300">
             <wp:extent cx="3381375" cy="4524375"/>
             <wp:effectExtent b="0" l="0" r="0" t="0"/>
-            <wp:docPr id="1" name="image6.png"/>
+            <wp:docPr id="1" name="image2.png"/>
             <a:graphic>
               <a:graphicData uri="http://schemas.openxmlformats.org/drawingml/2006/picture">
                 <pic:pic>
                   <pic:nvPicPr>
-                    <pic:cNvPr id="0" name="image6.png"/>
+                    <pic:cNvPr id="0" name="image2.png"/>
                     <pic:cNvPicPr preferRelativeResize="0"/>
                   </pic:nvPicPr>
                   <pic:blipFill>
-                    <a:blip r:embed="rId10"/>
+                    <a:blip r:embed="rId15"/>
                     <a:srcRect b="0" l="0" r="0" t="0"/>
                     <a:stretch>
                       <a:fillRect/>
@@ -10348,16 +10887,16 @@
           <wp:inline distB="114300" distT="114300" distL="114300" distR="114300">
             <wp:extent cx="4857750" cy="8096250"/>
             <wp:effectExtent b="0" l="0" r="0" t="0"/>
-            <wp:docPr id="7" name="image1.png"/>
+            <wp:docPr id="12" name="image10.png"/>
             <a:graphic>
               <a:graphicData uri="http://schemas.openxmlformats.org/drawingml/2006/picture">
                 <pic:pic>
                   <pic:nvPicPr>
-                    <pic:cNvPr id="0" name="image1.png"/>
+                    <pic:cNvPr id="0" name="image10.png"/>
                     <pic:cNvPicPr preferRelativeResize="0"/>
                   </pic:nvPicPr>
                   <pic:blipFill>
-                    <a:blip r:embed="rId11"/>
+                    <a:blip r:embed="rId16"/>
                     <a:srcRect b="0" l="0" r="0" t="0"/>
                     <a:stretch>
                       <a:fillRect/>
@@ -10426,16 +10965,16 @@
           <wp:inline distB="114300" distT="114300" distL="114300" distR="114300">
             <wp:extent cx="4953000" cy="7791450"/>
             <wp:effectExtent b="0" l="0" r="0" t="0"/>
-            <wp:docPr id="4" name="image3.png"/>
+            <wp:docPr id="11" name="image5.png"/>
             <a:graphic>
               <a:graphicData uri="http://schemas.openxmlformats.org/drawingml/2006/picture">
                 <pic:pic>
                   <pic:nvPicPr>
-                    <pic:cNvPr id="0" name="image3.png"/>
+                    <pic:cNvPr id="0" name="image5.png"/>
                     <pic:cNvPicPr preferRelativeResize="0"/>
                   </pic:nvPicPr>
                   <pic:blipFill>
-                    <a:blip r:embed="rId12"/>
+                    <a:blip r:embed="rId17"/>
                     <a:srcRect b="0" l="0" r="0" t="0"/>
                     <a:stretch>
                       <a:fillRect/>
@@ -10495,20 +11034,24 @@
       <w:r>
         <w:rPr>
           <w:rFonts w:ascii="Times New Roman" w:cs="Times New Roman" w:eastAsia="Times New Roman" w:hAnsi="Times New Roman"/>
+          <w:sz w:val="28"/>
+          <w:szCs w:val="28"/>
+          <w:rtl w:val="0"/>
+        </w:rPr>
+        <w:t xml:space="preserve">Рисунок 2.13 – Окно статистики: вкладка Today с диаграммой по часам</w:t>
+      </w:r>
+      <w:r>
+        <w:rPr>
+          <w:rFonts w:ascii="Times New Roman" w:cs="Times New Roman" w:eastAsia="Times New Roman" w:hAnsi="Times New Roman"/>
           <w:i w:val="1"/>
           <w:iCs w:val="1"/>
           <w:sz w:val="28"/>
           <w:szCs w:val="28"/>
           <w:rtl w:val="0"/>
         </w:rPr>
-        <w:t xml:space="preserve">Рисунок 2.13 – Окно статистики: вкладка Today с диаграммой по часам</w:t>
         <w:br w:type="textWrapping"/>
-        <w:t xml:space="preserve">(здесь размещается скриншот вкладки Today с графиком и цифрой общих часов)</w:t>
-      </w:r>
-    </w:p>
-    <w:p>
-      <w:pPr>
-        <w:spacing w:after="0" w:before="0" w:line="360" w:lineRule="auto"/>
+      </w:r>
+      <w:r>
         <w:rPr>
           <w:rFonts w:ascii="Times New Roman" w:cs="Times New Roman" w:eastAsia="Times New Roman" w:hAnsi="Times New Roman"/>
           <w:i w:val="1"/>
@@ -10516,19 +11059,128 @@
           <w:sz w:val="28"/>
           <w:szCs w:val="28"/>
         </w:rPr>
-      </w:pPr>
-      <w:r>
+        <w:drawing>
+          <wp:inline distB="114300" distT="114300" distL="114300" distR="114300">
+            <wp:extent cx="5940115" cy="4292600"/>
+            <wp:effectExtent b="0" l="0" r="0" t="0"/>
+            <wp:docPr id="3" name="image6.png"/>
+            <a:graphic>
+              <a:graphicData uri="http://schemas.openxmlformats.org/drawingml/2006/picture">
+                <pic:pic>
+                  <pic:nvPicPr>
+                    <pic:cNvPr id="0" name="image6.png"/>
+                    <pic:cNvPicPr preferRelativeResize="0"/>
+                  </pic:nvPicPr>
+                  <pic:blipFill>
+                    <a:blip r:embed="rId18"/>
+                    <a:srcRect b="0" l="0" r="0" t="0"/>
+                    <a:stretch>
+                      <a:fillRect/>
+                    </a:stretch>
+                  </pic:blipFill>
+                  <pic:spPr>
+                    <a:xfrm>
+                      <a:off x="0" y="0"/>
+                      <a:ext cx="5940115" cy="4292600"/>
+                    </a:xfrm>
+                    <a:prstGeom prst="rect"/>
+                    <a:ln/>
+                  </pic:spPr>
+                </pic:pic>
+              </a:graphicData>
+            </a:graphic>
+          </wp:inline>
+        </w:drawing>
+      </w:r>
+      <w:r>
+        <w:rPr>
+          <w:rtl w:val="0"/>
+        </w:rPr>
+      </w:r>
+    </w:p>
+    <w:p>
+      <w:pPr>
+        <w:spacing w:after="0" w:before="0" w:line="360" w:lineRule="auto"/>
         <w:rPr>
           <w:rFonts w:ascii="Times New Roman" w:cs="Times New Roman" w:eastAsia="Times New Roman" w:hAnsi="Times New Roman"/>
           <w:i w:val="1"/>
           <w:iCs w:val="1"/>
           <w:sz w:val="28"/>
           <w:szCs w:val="28"/>
+        </w:rPr>
+      </w:pPr>
+      <w:r>
+        <w:rPr>
+          <w:rFonts w:ascii="Times New Roman" w:cs="Times New Roman" w:eastAsia="Times New Roman" w:hAnsi="Times New Roman"/>
+          <w:sz w:val="28"/>
+          <w:szCs w:val="28"/>
           <w:rtl w:val="0"/>
         </w:rPr>
         <w:t xml:space="preserve">Рисунок 2.14 – Окно статистики: вкладка Annual Activity</w:t>
-        <w:br w:type="textWrapping"/>
-        <w:t xml:space="preserve">(здесь размещается скриншот вкладки Annual Activity с месячными столбцами и показателями Total Sessions, Total Hours, Best Streak)</w:t>
+      </w:r>
+      <w:r>
+        <w:rPr>
+          <w:rtl w:val="0"/>
+        </w:rPr>
+      </w:r>
+    </w:p>
+    <w:p>
+      <w:pPr>
+        <w:spacing w:after="0" w:before="0" w:line="360" w:lineRule="auto"/>
+        <w:jc w:val="center"/>
+        <w:rPr>
+          <w:rFonts w:ascii="Times New Roman" w:cs="Times New Roman" w:eastAsia="Times New Roman" w:hAnsi="Times New Roman"/>
+          <w:i w:val="1"/>
+          <w:iCs w:val="1"/>
+          <w:sz w:val="28"/>
+          <w:szCs w:val="28"/>
+        </w:rPr>
+      </w:pPr>
+      <w:r>
+        <w:rPr>
+          <w:rFonts w:ascii="Times New Roman" w:cs="Times New Roman" w:eastAsia="Times New Roman" w:hAnsi="Times New Roman"/>
+          <w:i w:val="1"/>
+          <w:iCs w:val="1"/>
+          <w:sz w:val="28"/>
+          <w:szCs w:val="28"/>
+        </w:rPr>
+        <w:drawing>
+          <wp:inline distB="114300" distT="114300" distL="114300" distR="114300">
+            <wp:extent cx="5940115" cy="4216400"/>
+            <wp:effectExtent b="0" l="0" r="0" t="0"/>
+            <wp:docPr id="13" name="image11.png"/>
+            <a:graphic>
+              <a:graphicData uri="http://schemas.openxmlformats.org/drawingml/2006/picture">
+                <pic:pic>
+                  <pic:nvPicPr>
+                    <pic:cNvPr id="0" name="image11.png"/>
+                    <pic:cNvPicPr preferRelativeResize="0"/>
+                  </pic:nvPicPr>
+                  <pic:blipFill>
+                    <a:blip r:embed="rId19"/>
+                    <a:srcRect b="0" l="0" r="0" t="0"/>
+                    <a:stretch>
+                      <a:fillRect/>
+                    </a:stretch>
+                  </pic:blipFill>
+                  <pic:spPr>
+                    <a:xfrm>
+                      <a:off x="0" y="0"/>
+                      <a:ext cx="5940115" cy="4216400"/>
+                    </a:xfrm>
+                    <a:prstGeom prst="rect"/>
+                    <a:ln/>
+                  </pic:spPr>
+                </pic:pic>
+              </a:graphicData>
+            </a:graphic>
+          </wp:inline>
+        </w:drawing>
+      </w:r>
+      <w:r>
+        <w:rPr>
+          <w:rtl w:val="0"/>
+        </w:rPr>
       </w:r>
     </w:p>
     <w:p>
@@ -10561,23 +11213,24 @@
     </w:p>
     <w:p>
       <w:pPr>
-        <w:spacing w:after="0" w:before="0" w:line="360" w:lineRule="auto"/>
-        <w:rPr>
-          <w:rFonts w:ascii="Times New Roman" w:cs="Times New Roman" w:eastAsia="Times New Roman" w:hAnsi="Times New Roman"/>
-          <w:sz w:val="28"/>
-          <w:szCs w:val="28"/>
-        </w:rPr>
-      </w:pPr>
-      <w:r>
-        <w:rPr>
-          <w:rFonts w:ascii="Times New Roman" w:cs="Times New Roman" w:eastAsia="Times New Roman" w:hAnsi="Times New Roman"/>
-          <w:b w:val="1"/>
-          <w:bCs w:val="1"/>
-          <w:sz w:val="28"/>
-          <w:szCs w:val="28"/>
-          <w:rtl w:val="0"/>
-        </w:rPr>
-        <w:t xml:space="preserve">2.7 Тест-кейсы для проверки работы приложения</w:t>
+        <w:pStyle w:val="Heading2"/>
+        <w:spacing w:after="0" w:line="360" w:lineRule="auto"/>
+        <w:rPr>
+          <w:rFonts w:ascii="Times New Roman" w:cs="Times New Roman" w:eastAsia="Times New Roman" w:hAnsi="Times New Roman"/>
+          <w:sz w:val="28"/>
+          <w:szCs w:val="28"/>
+        </w:rPr>
+      </w:pPr>
+      <w:bookmarkStart w:colFirst="0" w:colLast="0" w:name="_mir18bhk0uo4" w:id="10"/>
+      <w:bookmarkEnd w:id="10"/>
+      <w:r>
+        <w:rPr>
+          <w:rFonts w:ascii="Times New Roman" w:cs="Times New Roman" w:eastAsia="Times New Roman" w:hAnsi="Times New Roman"/>
+          <w:sz w:val="28"/>
+          <w:szCs w:val="28"/>
+          <w:rtl w:val="0"/>
+        </w:rPr>
+        <w:t xml:space="preserve">2.6 Тест-кейсы для проверки работы приложения</w:t>
       </w:r>
       <w:r>
         <w:rPr>
@@ -13457,13 +14110,60 @@
       </w:r>
     </w:p>
     <w:sectPr>
-      <w:headerReference r:id="rId13" w:type="default"/>
+      <w:footerReference r:id="rId20" w:type="default"/>
+      <w:type w:val="nextPage"/>
       <w:pgSz w:h="16838" w:w="11906" w:orient="portrait"/>
       <w:pgMar w:bottom="1134" w:top="1134" w:left="1701" w:right="850" w:header="708" w:footer="708"/>
       <w:pgNumType w:start="1"/>
     </w:sectPr>
   </w:body>
 </w:document>
+</file>
+
+<file path=word/footer1.xml><?xml version="1.0" encoding="utf-8"?>
+<w:ftr xmlns:mc="http://schemas.openxmlformats.org/markup-compatibility/2006" xmlns:o="urn:schemas-microsoft-com:office:office" xmlns:r="http://schemas.openxmlformats.org/officeDocument/2006/relationships" xmlns:m="http://schemas.openxmlformats.org/officeDocument/2006/math" xmlns:v="urn:schemas-microsoft-com:vml" xmlns:wp="http://schemas.openxmlformats.org/drawingml/2006/wordprocessingDrawing" xmlns:w10="urn:schemas-microsoft-com:office:word" xmlns:w="http://schemas.openxmlformats.org/wordprocessingml/2006/main" xmlns:wne="http://schemas.microsoft.com/office/word/2006/wordml" xmlns:sl="http://schemas.openxmlformats.org/schemaLibrary/2006/main" xmlns:a="http://schemas.openxmlformats.org/drawingml/2006/main" xmlns:pic="http://schemas.openxmlformats.org/drawingml/2006/picture" xmlns:c="http://schemas.openxmlformats.org/drawingml/2006/chart" xmlns:lc="http://schemas.openxmlformats.org/drawingml/2006/lockedCanvas" xmlns:dgm="http://schemas.openxmlformats.org/drawingml/2006/diagram" xmlns:wps="http://schemas.microsoft.com/office/word/2010/wordprocessingShape" xmlns:wpg="http://schemas.microsoft.com/office/word/2010/wordprocessingGroup" xmlns:w14="http://schemas.microsoft.com/office/word/2010/wordml" xmlns:w15="http://schemas.microsoft.com/office/word/2012/wordml" xmlns:w16="http://schemas.microsoft.com/office/word/2018/wordml" xmlns:w16cex="http://schemas.microsoft.com/office/word/2018/wordml/cex" xmlns:w16cid="http://schemas.microsoft.com/office/word/2016/wordml/cid" xmlns="http://schemas.microsoft.com/office/tasks/2019/documenttasks" xmlns:cr="http://schemas.microsoft.com/office/comments/2020/reactions">
+  <w:p>
+    <w:pPr>
+      <w:rPr/>
+    </w:pPr>
+    <w:r>
+      <w:rPr>
+        <w:rtl w:val="0"/>
+      </w:rPr>
+    </w:r>
+  </w:p>
+</w:ftr>
+</file>
+
+<file path=word/footer2.xml><?xml version="1.0" encoding="utf-8"?>
+<w:ftr xmlns:mc="http://schemas.openxmlformats.org/markup-compatibility/2006" xmlns:o="urn:schemas-microsoft-com:office:office" xmlns:r="http://schemas.openxmlformats.org/officeDocument/2006/relationships" xmlns:m="http://schemas.openxmlformats.org/officeDocument/2006/math" xmlns:v="urn:schemas-microsoft-com:vml" xmlns:wp="http://schemas.openxmlformats.org/drawingml/2006/wordprocessingDrawing" xmlns:w10="urn:schemas-microsoft-com:office:word" xmlns:w="http://schemas.openxmlformats.org/wordprocessingml/2006/main" xmlns:wne="http://schemas.microsoft.com/office/word/2006/wordml" xmlns:sl="http://schemas.openxmlformats.org/schemaLibrary/2006/main" xmlns:a="http://schemas.openxmlformats.org/drawingml/2006/main" xmlns:pic="http://schemas.openxmlformats.org/drawingml/2006/picture" xmlns:c="http://schemas.openxmlformats.org/drawingml/2006/chart" xmlns:lc="http://schemas.openxmlformats.org/drawingml/2006/lockedCanvas" xmlns:dgm="http://schemas.openxmlformats.org/drawingml/2006/diagram" xmlns:wps="http://schemas.microsoft.com/office/word/2010/wordprocessingShape" xmlns:wpg="http://schemas.microsoft.com/office/word/2010/wordprocessingGroup" xmlns:w14="http://schemas.microsoft.com/office/word/2010/wordml" xmlns:w15="http://schemas.microsoft.com/office/word/2012/wordml" xmlns:w16="http://schemas.microsoft.com/office/word/2018/wordml" xmlns:w16cex="http://schemas.microsoft.com/office/word/2018/wordml/cex" xmlns:w16cid="http://schemas.microsoft.com/office/word/2016/wordml/cid" xmlns="http://schemas.microsoft.com/office/tasks/2019/documenttasks" xmlns:cr="http://schemas.microsoft.com/office/comments/2020/reactions">
+  <w:p>
+    <w:pPr>
+      <w:jc w:val="center"/>
+      <w:rPr>
+        <w:rFonts w:ascii="Times New Roman" w:cs="Times New Roman" w:eastAsia="Times New Roman" w:hAnsi="Times New Roman"/>
+        <w:sz w:val="28"/>
+        <w:szCs w:val="28"/>
+      </w:rPr>
+    </w:pPr>
+    <w:r>
+      <w:rPr>
+        <w:rFonts w:ascii="Times New Roman" w:cs="Times New Roman" w:eastAsia="Times New Roman" w:hAnsi="Times New Roman"/>
+        <w:sz w:val="28"/>
+        <w:szCs w:val="28"/>
+      </w:rPr>
+      <w:fldChar w:fldCharType="begin"/>
+      <w:instrText xml:space="preserve">PAGE</w:instrText>
+      <w:fldChar w:fldCharType="separate"/>
+      <w:fldChar w:fldCharType="end"/>
+    </w:r>
+    <w:r>
+      <w:rPr>
+        <w:rtl w:val="0"/>
+      </w:rPr>
+    </w:r>
+  </w:p>
+</w:ftr>
 </file>
 
 <file path=word/header1.xml><?xml version="1.0" encoding="utf-8"?>
@@ -14394,12 +15094,16 @@
     <w:pPr>
       <w:keepNext w:val="1"/>
       <w:keepLines w:val="1"/>
-      <w:spacing w:before="480" w:lineRule="auto"/>
+      <w:spacing w:after="0" w:line="360" w:lineRule="auto"/>
+      <w:ind w:firstLine="709"/>
       <w:jc w:val="center"/>
     </w:pPr>
     <w:rPr>
+      <w:rFonts w:ascii="Times New Roman" w:cs="Times New Roman" w:eastAsia="Times New Roman" w:hAnsi="Times New Roman"/>
       <w:b w:val="1"/>
       <w:bCs w:val="1"/>
+      <w:sz w:val="28"/>
+      <w:szCs w:val="28"/>
     </w:rPr>
   </w:style>
   <w:style w:type="paragraph" w:styleId="Heading2">
